--- a/LAB_J/PTW-LJ-250A-kucharczyk-wojciech.docx
+++ b/LAB_J/PTW-LJ-250A-kucharczyk-wojciech.docx
@@ -4,7 +4,7 @@
   <w:body>
     <w:tbl>
       <w:tblPr>
-        <w:tblStyle w:val="Tabela-Siatka"/>
+        <w:tblStyle w:val="TableGrid"/>
         <w:tblW w:w="0" w:type="auto"/>
         <w:tblBorders>
           <w:top w:val="single" w:sz="4" w:space="0" w:color="D9D9D9" w:themeColor="background1" w:themeShade="D9"/>
@@ -138,7 +138,7 @@
                 <w:szCs w:val="28"/>
                 <w:lang w:val="pl-PL"/>
               </w:rPr>
-              <w:t>Nazwisko</w:t>
+              <w:t>Kucharczyk</w:t>
             </w:r>
             <w:r>
               <w:rPr>
@@ -186,7 +186,7 @@
                 <w:szCs w:val="28"/>
                 <w:lang w:val="pl-PL"/>
               </w:rPr>
-              <w:t>Imię</w:t>
+              <w:t>Wojciech</w:t>
             </w:r>
             <w:r>
               <w:rPr>
@@ -232,7 +232,7 @@
               <w:rPr>
                 <w:lang w:val="pl-PL"/>
               </w:rPr>
-              <w:t>00000</w:t>
+              <w:t>57780</w:t>
             </w:r>
             <w:r>
               <w:rPr>
@@ -276,7 +276,7 @@
               <w:rPr>
                 <w:lang w:val="pl-PL"/>
               </w:rPr>
-              <w:t>N</w:t>
+              <w:t>250A</w:t>
             </w:r>
             <w:r>
               <w:rPr>
@@ -506,7 +506,7 @@
     </w:tbl>
     <w:p>
       <w:pPr>
-        <w:pStyle w:val="Tytu"/>
+        <w:pStyle w:val="Title"/>
         <w:rPr>
           <w:lang w:val="pl-PL"/>
         </w:rPr>
@@ -550,7 +550,7 @@
     </w:p>
     <w:p>
       <w:pPr>
-        <w:pStyle w:val="Nagwek1"/>
+        <w:pStyle w:val="Heading1"/>
         <w:rPr>
           <w:lang w:val="pl-PL"/>
         </w:rPr>
@@ -566,7 +566,7 @@
     </w:p>
     <w:p>
       <w:pPr>
-        <w:pStyle w:val="Spistreci1"/>
+        <w:pStyle w:val="TOC1"/>
         <w:tabs>
           <w:tab w:val="right" w:leader="dot" w:pos="10456"/>
         </w:tabs>
@@ -599,7 +599,7 @@
       <w:hyperlink w:anchor="_Toc229606388" w:history="1">
         <w:r>
           <w:rPr>
-            <w:rStyle w:val="Hipercze"/>
+            <w:rStyle w:val="Hyperlink"/>
             <w:noProof/>
             <w:lang w:val="pl-PL"/>
           </w:rPr>
@@ -657,7 +657,7 @@
     </w:p>
     <w:p>
       <w:pPr>
-        <w:pStyle w:val="Spistreci1"/>
+        <w:pStyle w:val="TOC1"/>
         <w:tabs>
           <w:tab w:val="right" w:leader="dot" w:pos="10456"/>
         </w:tabs>
@@ -672,7 +672,7 @@
       <w:hyperlink w:anchor="_Toc229606389" w:history="1">
         <w:r>
           <w:rPr>
-            <w:rStyle w:val="Hipercze"/>
+            <w:rStyle w:val="Hyperlink"/>
             <w:noProof/>
             <w:lang w:val="pl-PL"/>
           </w:rPr>
@@ -730,7 +730,7 @@
     </w:p>
     <w:p>
       <w:pPr>
-        <w:pStyle w:val="Spistreci1"/>
+        <w:pStyle w:val="TOC1"/>
         <w:tabs>
           <w:tab w:val="right" w:leader="dot" w:pos="10456"/>
         </w:tabs>
@@ -745,7 +745,7 @@
       <w:hyperlink w:anchor="_Toc229606390" w:history="1">
         <w:r>
           <w:rPr>
-            <w:rStyle w:val="Hipercze"/>
+            <w:rStyle w:val="Hyperlink"/>
             <w:noProof/>
             <w:lang w:val="pl-PL"/>
           </w:rPr>
@@ -803,7 +803,7 @@
     </w:p>
     <w:p>
       <w:pPr>
-        <w:pStyle w:val="Spistreci1"/>
+        <w:pStyle w:val="TOC1"/>
         <w:tabs>
           <w:tab w:val="right" w:leader="dot" w:pos="10456"/>
         </w:tabs>
@@ -818,7 +818,7 @@
       <w:hyperlink w:anchor="_Toc229606391" w:history="1">
         <w:r>
           <w:rPr>
-            <w:rStyle w:val="Hipercze"/>
+            <w:rStyle w:val="Hyperlink"/>
             <w:noProof/>
             <w:lang w:val="pl-PL"/>
           </w:rPr>
@@ -876,7 +876,7 @@
     </w:p>
     <w:p>
       <w:pPr>
-        <w:pStyle w:val="Spistreci1"/>
+        <w:pStyle w:val="TOC1"/>
         <w:tabs>
           <w:tab w:val="right" w:leader="dot" w:pos="10456"/>
         </w:tabs>
@@ -891,7 +891,7 @@
       <w:hyperlink w:anchor="_Toc229606392" w:history="1">
         <w:r>
           <w:rPr>
-            <w:rStyle w:val="Hipercze"/>
+            <w:rStyle w:val="Hyperlink"/>
             <w:noProof/>
             <w:lang w:val="pl-PL"/>
           </w:rPr>
@@ -949,7 +949,7 @@
     </w:p>
     <w:p>
       <w:pPr>
-        <w:pStyle w:val="Spistreci1"/>
+        <w:pStyle w:val="TOC1"/>
         <w:tabs>
           <w:tab w:val="right" w:leader="dot" w:pos="10456"/>
         </w:tabs>
@@ -964,7 +964,7 @@
       <w:hyperlink w:anchor="_Toc229606393" w:history="1">
         <w:r>
           <w:rPr>
-            <w:rStyle w:val="Hipercze"/>
+            <w:rStyle w:val="Hyperlink"/>
             <w:noProof/>
             <w:lang w:val="pl-PL"/>
           </w:rPr>
@@ -1022,7 +1022,7 @@
     </w:p>
     <w:p>
       <w:pPr>
-        <w:pStyle w:val="Spistreci1"/>
+        <w:pStyle w:val="TOC1"/>
         <w:tabs>
           <w:tab w:val="right" w:leader="dot" w:pos="10456"/>
         </w:tabs>
@@ -1037,7 +1037,7 @@
       <w:hyperlink w:anchor="_Toc229606394" w:history="1">
         <w:r>
           <w:rPr>
-            <w:rStyle w:val="Hipercze"/>
+            <w:rStyle w:val="Hyperlink"/>
             <w:noProof/>
             <w:lang w:val="pl-PL"/>
           </w:rPr>
@@ -1095,7 +1095,7 @@
     </w:p>
     <w:p>
       <w:pPr>
-        <w:pStyle w:val="Spistreci1"/>
+        <w:pStyle w:val="TOC1"/>
         <w:tabs>
           <w:tab w:val="right" w:leader="dot" w:pos="10456"/>
         </w:tabs>
@@ -1110,7 +1110,7 @@
       <w:hyperlink w:anchor="_Toc229606395" w:history="1">
         <w:r>
           <w:rPr>
-            <w:rStyle w:val="Hipercze"/>
+            <w:rStyle w:val="Hyperlink"/>
             <w:noProof/>
             <w:lang w:val="pl-PL"/>
           </w:rPr>
@@ -1168,7 +1168,7 @@
     </w:p>
     <w:p>
       <w:pPr>
-        <w:pStyle w:val="Spistreci1"/>
+        <w:pStyle w:val="TOC1"/>
         <w:tabs>
           <w:tab w:val="right" w:leader="dot" w:pos="10456"/>
         </w:tabs>
@@ -1183,7 +1183,7 @@
       <w:hyperlink w:anchor="_Toc229606396" w:history="1">
         <w:r>
           <w:rPr>
-            <w:rStyle w:val="Hipercze"/>
+            <w:rStyle w:val="Hyperlink"/>
             <w:noProof/>
             <w:lang w:val="pl-PL"/>
           </w:rPr>
@@ -1241,7 +1241,7 @@
     </w:p>
     <w:p>
       <w:pPr>
-        <w:pStyle w:val="Nagwek1"/>
+        <w:pStyle w:val="Heading1"/>
         <w:rPr>
           <w:lang w:val="pl-PL"/>
         </w:rPr>
@@ -1277,7 +1277,7 @@
     </w:p>
     <w:p>
       <w:pPr>
-        <w:pStyle w:val="Akapitzlist"/>
+        <w:pStyle w:val="ListParagraph"/>
         <w:numPr>
           <w:ilvl w:val="0"/>
           <w:numId w:val="12"/>
@@ -1301,7 +1301,7 @@
     </w:p>
     <w:p>
       <w:pPr>
-        <w:pStyle w:val="Akapitzlist"/>
+        <w:pStyle w:val="ListParagraph"/>
         <w:numPr>
           <w:ilvl w:val="0"/>
           <w:numId w:val="12"/>
@@ -1331,7 +1331,7 @@
     </w:p>
     <w:p>
       <w:pPr>
-        <w:pStyle w:val="Akapitzlist"/>
+        <w:pStyle w:val="ListParagraph"/>
         <w:numPr>
           <w:ilvl w:val="0"/>
           <w:numId w:val="12"/>
@@ -1373,7 +1373,7 @@
     </w:p>
     <w:p>
       <w:pPr>
-        <w:pStyle w:val="Akapitzlist"/>
+        <w:pStyle w:val="ListParagraph"/>
         <w:numPr>
           <w:ilvl w:val="0"/>
           <w:numId w:val="12"/>
@@ -1403,7 +1403,7 @@
     </w:p>
     <w:p>
       <w:pPr>
-        <w:pStyle w:val="Akapitzlist"/>
+        <w:pStyle w:val="ListParagraph"/>
         <w:numPr>
           <w:ilvl w:val="0"/>
           <w:numId w:val="12"/>
@@ -1512,7 +1512,7 @@
     </w:p>
     <w:p>
       <w:pPr>
-        <w:pStyle w:val="Nagwek1"/>
+        <w:pStyle w:val="Heading1"/>
         <w:rPr>
           <w:lang w:val="pl-PL"/>
         </w:rPr>
@@ -1604,7 +1604,7 @@
     </w:p>
     <w:p>
       <w:pPr>
-        <w:pStyle w:val="Nagwek1"/>
+        <w:pStyle w:val="Heading1"/>
         <w:tabs>
           <w:tab w:val="left" w:pos="2724"/>
           <w:tab w:val="left" w:pos="4392"/>
@@ -1737,7 +1737,7 @@
     </w:p>
     <w:p>
       <w:pPr>
-        <w:pStyle w:val="Nagwek1"/>
+        <w:pStyle w:val="Heading1"/>
         <w:rPr>
           <w:lang w:val="pl-PL"/>
         </w:rPr>
@@ -1849,7 +1849,7 @@
     </w:p>
     <w:p>
       <w:pPr>
-        <w:pStyle w:val="Nagwek1"/>
+        <w:pStyle w:val="Heading1"/>
         <w:rPr>
           <w:lang w:val="pl-PL"/>
         </w:rPr>
@@ -1999,7 +1999,7 @@
           <w:highlight w:val="yellow"/>
           <w:lang w:val="en-US"/>
         </w:rPr>
-        <w:t>Imię</w:t>
+        <w:t>Wojciech</w:t>
       </w:r>
       <w:r>
         <w:rPr>
@@ -2040,7 +2040,7 @@
           <w:highlight w:val="yellow"/>
           <w:lang w:val="en-US"/>
         </w:rPr>
-        <w:t>00000</w:t>
+        <w:t>57780</w:t>
       </w:r>
       <w:r>
         <w:rPr>
@@ -2147,51 +2147,35 @@
         <w:jc w:val="center"/>
       </w:pPr>
       <w:r>
-        <w:rPr>
-          <w:noProof/>
-        </w:rPr>
         <w:drawing>
-          <wp:inline distT="0" distB="0" distL="0" distR="0" wp14:anchorId="1C2673EC" wp14:editId="0A39F570">
-            <wp:extent cx="900000" cy="900000"/>
-            <wp:effectExtent l="0" t="0" r="0" b="0"/>
-            <wp:docPr id="964058621" name="Obraz 964058621"/>
+          <wp:inline distT="0" distB="0" distL="0" distR="0" wp14:anchorId="02254CE3" wp14:editId="095F0B66">
+            <wp:extent cx="6645910" cy="1764665"/>
+            <wp:effectExtent l="0" t="0" r="2540" b="6985"/>
+            <wp:docPr id="1376240814" name="Picture 1"/>
             <wp:cNvGraphicFramePr>
-              <a:graphicFrameLocks xmlns:a="http://schemas.openxmlformats.org/drawingml/2006/main"/>
+              <a:graphicFrameLocks xmlns:a="http://schemas.openxmlformats.org/drawingml/2006/main" noChangeAspect="1"/>
             </wp:cNvGraphicFramePr>
             <a:graphic xmlns:a="http://schemas.openxmlformats.org/drawingml/2006/main">
               <a:graphicData uri="http://schemas.openxmlformats.org/drawingml/2006/picture">
                 <pic:pic xmlns:pic="http://schemas.openxmlformats.org/drawingml/2006/picture">
                   <pic:nvPicPr>
-                    <pic:cNvPr id="0" name="Picture 1"/>
-                    <pic:cNvPicPr>
-                      <a:picLocks noChangeAspect="1" noChangeArrowheads="1"/>
-                    </pic:cNvPicPr>
+                    <pic:cNvPr id="1376240814" name=""/>
+                    <pic:cNvPicPr/>
                   </pic:nvPicPr>
                   <pic:blipFill>
-                    <a:blip r:embed="rId8">
-                      <a:extLst>
-                        <a:ext uri="{28A0092B-C50C-407E-A947-70E740481C1C}">
-                          <a14:useLocalDpi xmlns:a14="http://schemas.microsoft.com/office/drawing/2010/main" val="0"/>
-                        </a:ext>
-                      </a:extLst>
-                    </a:blip>
-                    <a:srcRect/>
+                    <a:blip r:embed="rId11"/>
                     <a:stretch>
                       <a:fillRect/>
                     </a:stretch>
                   </pic:blipFill>
-                  <pic:spPr bwMode="auto">
+                  <pic:spPr>
                     <a:xfrm>
                       <a:off x="0" y="0"/>
-                      <a:ext cx="900000" cy="900000"/>
+                      <a:ext cx="6645910" cy="1764665"/>
                     </a:xfrm>
                     <a:prstGeom prst="rect">
                       <a:avLst/>
                     </a:prstGeom>
-                    <a:noFill/>
-                    <a:ln>
-                      <a:noFill/>
-                    </a:ln>
                   </pic:spPr>
                 </pic:pic>
               </a:graphicData>
@@ -2224,51 +2208,36 @@
         <w:jc w:val="center"/>
       </w:pPr>
       <w:r>
-        <w:rPr>
-          <w:noProof/>
-        </w:rPr>
+        <w:lastRenderedPageBreak/>
         <w:drawing>
-          <wp:inline distT="0" distB="0" distL="0" distR="0" wp14:anchorId="3D8BAE62" wp14:editId="32ADC596">
-            <wp:extent cx="900000" cy="900000"/>
-            <wp:effectExtent l="0" t="0" r="0" b="0"/>
-            <wp:docPr id="593844872" name="Obraz 593844872"/>
+          <wp:inline distT="0" distB="0" distL="0" distR="0" wp14:anchorId="22501045" wp14:editId="577397AB">
+            <wp:extent cx="6645910" cy="852170"/>
+            <wp:effectExtent l="0" t="0" r="2540" b="5080"/>
+            <wp:docPr id="1727353888" name="Picture 1"/>
             <wp:cNvGraphicFramePr>
-              <a:graphicFrameLocks xmlns:a="http://schemas.openxmlformats.org/drawingml/2006/main"/>
+              <a:graphicFrameLocks xmlns:a="http://schemas.openxmlformats.org/drawingml/2006/main" noChangeAspect="1"/>
             </wp:cNvGraphicFramePr>
             <a:graphic xmlns:a="http://schemas.openxmlformats.org/drawingml/2006/main">
               <a:graphicData uri="http://schemas.openxmlformats.org/drawingml/2006/picture">
                 <pic:pic xmlns:pic="http://schemas.openxmlformats.org/drawingml/2006/picture">
                   <pic:nvPicPr>
-                    <pic:cNvPr id="0" name="Picture 1"/>
-                    <pic:cNvPicPr>
-                      <a:picLocks noChangeAspect="1" noChangeArrowheads="1"/>
-                    </pic:cNvPicPr>
+                    <pic:cNvPr id="1727353888" name=""/>
+                    <pic:cNvPicPr/>
                   </pic:nvPicPr>
                   <pic:blipFill>
-                    <a:blip r:embed="rId8">
-                      <a:extLst>
-                        <a:ext uri="{28A0092B-C50C-407E-A947-70E740481C1C}">
-                          <a14:useLocalDpi xmlns:a14="http://schemas.microsoft.com/office/drawing/2010/main" val="0"/>
-                        </a:ext>
-                      </a:extLst>
-                    </a:blip>
-                    <a:srcRect/>
+                    <a:blip r:embed="rId12"/>
                     <a:stretch>
                       <a:fillRect/>
                     </a:stretch>
                   </pic:blipFill>
-                  <pic:spPr bwMode="auto">
+                  <pic:spPr>
                     <a:xfrm>
                       <a:off x="0" y="0"/>
-                      <a:ext cx="900000" cy="900000"/>
+                      <a:ext cx="6645910" cy="852170"/>
                     </a:xfrm>
                     <a:prstGeom prst="rect">
                       <a:avLst/>
                     </a:prstGeom>
-                    <a:noFill/>
-                    <a:ln>
-                      <a:noFill/>
-                    </a:ln>
                   </pic:spPr>
                 </pic:pic>
               </a:graphicData>
@@ -2284,7 +2253,709 @@
     </w:p>
     <w:tbl>
       <w:tblPr>
-        <w:tblStyle w:val="Tabela-Siatka"/>
+        <w:tblStyle w:val="TableGrid"/>
+        <w:tblW w:w="5000" w:type="pct"/>
+        <w:tblLook w:val="04A0" w:firstRow="1" w:lastRow="0" w:firstColumn="1" w:lastColumn="0" w:noHBand="0" w:noVBand="1"/>
+      </w:tblPr>
+      <w:tblGrid>
+        <w:gridCol w:w="8188"/>
+        <w:gridCol w:w="1134"/>
+        <w:gridCol w:w="1134"/>
+      </w:tblGrid>
+      <w:tr>
+        <w:trPr>
+          <w:trHeight w:hRule="exact" w:val="567"/>
+        </w:trPr>
+        <w:tc>
+          <w:tcPr>
+            <w:tcW w:w="0" w:type="auto"/>
+            <w:vAlign w:val="center"/>
+          </w:tcPr>
+          <w:p>
+            <w:pPr>
+              <w:pStyle w:val="PunktyTabela"/>
+            </w:pPr>
+            <w:r>
+              <w:t>Punkty:</w:t>
+            </w:r>
+          </w:p>
+        </w:tc>
+        <w:tc>
+          <w:tcPr>
+            <w:tcW w:w="1134" w:type="dxa"/>
+            <w:vAlign w:val="center"/>
+          </w:tcPr>
+          <w:p>
+            <w:pPr>
+              <w:pStyle w:val="PunktyTabela"/>
+              <w:jc w:val="center"/>
+            </w:pPr>
+            <w:r>
+              <w:t>0</w:t>
+            </w:r>
+          </w:p>
+        </w:tc>
+        <w:tc>
+          <w:tcPr>
+            <w:tcW w:w="1134" w:type="dxa"/>
+            <w:vAlign w:val="center"/>
+          </w:tcPr>
+          <w:p>
+            <w:pPr>
+              <w:pStyle w:val="PunktyTabela"/>
+              <w:jc w:val="center"/>
+            </w:pPr>
+            <w:r>
+              <w:t>1</w:t>
+            </w:r>
+          </w:p>
+        </w:tc>
+      </w:tr>
+    </w:tbl>
+    <w:p>
+      <w:pPr>
+        <w:pStyle w:val="Heading1"/>
+        <w:rPr>
+          <w:lang w:val="pl-PL"/>
+        </w:rPr>
+      </w:pPr>
+      <w:bookmarkStart w:id="9" w:name="_Toc229606394"/>
+      <w:r>
+        <w:rPr>
+          <w:lang w:val="pl-PL"/>
+        </w:rPr>
+        <w:t>Portowanie aplikacji z LAB G</w:t>
+      </w:r>
+      <w:r>
+        <w:rPr>
+          <w:lang w:val="pl-PL"/>
+        </w:rPr>
+        <w:t>/I</w:t>
+      </w:r>
+      <w:bookmarkEnd w:id="9"/>
+    </w:p>
+    <w:p>
+      <w:pPr>
+        <w:rPr>
+          <w:lang w:val="pl-PL"/>
+        </w:rPr>
+      </w:pPr>
+      <w:r>
+        <w:rPr>
+          <w:lang w:val="pl-PL"/>
+        </w:rPr>
+        <w:t xml:space="preserve">W </w:t>
+      </w:r>
+      <w:r>
+        <w:rPr>
+          <w:lang w:val="pl-PL"/>
+        </w:rPr>
+        <w:t>dalszej</w:t>
+      </w:r>
+      <w:r>
+        <w:rPr>
+          <w:lang w:val="pl-PL"/>
+        </w:rPr>
+        <w:t xml:space="preserve"> części laboratorium przygotuj kompletną aplikację CRUD (Create, Read, Update, Delete) na podstawie LAB G</w:t>
+      </w:r>
+      <w:r>
+        <w:rPr>
+          <w:lang w:val="pl-PL"/>
+        </w:rPr>
+        <w:t>/I</w:t>
+      </w:r>
+      <w:r>
+        <w:rPr>
+          <w:lang w:val="pl-PL"/>
+        </w:rPr>
+        <w:t xml:space="preserve">. </w:t>
+      </w:r>
+      <w:r>
+        <w:rPr>
+          <w:lang w:val="pl-PL"/>
+        </w:rPr>
+        <w:t>Wykorzystaj framework Flask w wersji 3.1.x.</w:t>
+      </w:r>
+    </w:p>
+    <w:p>
+      <w:pPr>
+        <w:rPr>
+          <w:lang w:val="pl-PL"/>
+        </w:rPr>
+      </w:pPr>
+      <w:r>
+        <w:rPr>
+          <w:lang w:val="pl-PL"/>
+        </w:rPr>
+        <w:t>Dokumentacja:</w:t>
+      </w:r>
+    </w:p>
+    <w:p>
+      <w:pPr>
+        <w:rPr>
+          <w:lang w:val="pl-PL"/>
+        </w:rPr>
+      </w:pPr>
+      <w:hyperlink r:id="rId13" w:history="1">
+        <w:r>
+          <w:rPr>
+            <w:rStyle w:val="Hyperlink"/>
+            <w:lang w:val="pl-PL"/>
+          </w:rPr>
+          <w:t>https://flask.palletsprojects.com/en/stable/</w:t>
+        </w:r>
+      </w:hyperlink>
+    </w:p>
+    <w:p>
+      <w:pPr>
+        <w:rPr>
+          <w:lang w:val="pl-PL"/>
+        </w:rPr>
+      </w:pPr>
+      <w:r>
+        <w:rPr>
+          <w:lang w:val="pl-PL"/>
+        </w:rPr>
+        <w:t>Wymagania:</w:t>
+      </w:r>
+    </w:p>
+    <w:p>
+      <w:pPr>
+        <w:pStyle w:val="ListParagraph"/>
+        <w:numPr>
+          <w:ilvl w:val="0"/>
+          <w:numId w:val="19"/>
+        </w:numPr>
+        <w:rPr>
+          <w:lang w:val="pl-PL"/>
+        </w:rPr>
+      </w:pPr>
+      <w:r>
+        <w:rPr>
+          <w:lang w:val="pl-PL"/>
+        </w:rPr>
+        <w:t xml:space="preserve">aplikacja musi się uruchamiać na porcie </w:t>
+      </w:r>
+      <w:r>
+        <w:rPr>
+          <w:lang w:val="pl-PL"/>
+        </w:rPr>
+        <w:fldChar w:fldCharType="begin"/>
+      </w:r>
+      <w:r>
+        <w:rPr>
+          <w:lang w:val="pl-PL"/>
+        </w:rPr>
+        <w:instrText xml:space="preserve"> DOCPROPERTY  "Numer albumu"  \* MERGEFORMAT </w:instrText>
+      </w:r>
+      <w:r>
+        <w:rPr>
+          <w:lang w:val="pl-PL"/>
+        </w:rPr>
+        <w:fldChar w:fldCharType="separate"/>
+      </w:r>
+      <w:r>
+        <w:rPr>
+          <w:lang w:val="pl-PL"/>
+        </w:rPr>
+        <w:t>57780</w:t>
+      </w:r>
+      <w:r>
+        <w:rPr>
+          <w:lang w:val="pl-PL"/>
+        </w:rPr>
+        <w:fldChar w:fldCharType="end"/>
+      </w:r>
+      <w:r>
+        <w:rPr>
+          <w:lang w:val="pl-PL"/>
+        </w:rPr>
+        <w:t>;</w:t>
+      </w:r>
+    </w:p>
+    <w:p>
+      <w:pPr>
+        <w:pStyle w:val="ListParagraph"/>
+        <w:numPr>
+          <w:ilvl w:val="0"/>
+          <w:numId w:val="19"/>
+        </w:numPr>
+        <w:rPr>
+          <w:lang w:val="pl-PL"/>
+        </w:rPr>
+      </w:pPr>
+      <w:r>
+        <w:rPr>
+          <w:lang w:val="pl-PL"/>
+        </w:rPr>
+        <w:t>zastosowanie szablonów jinja2;</w:t>
+      </w:r>
+    </w:p>
+    <w:p>
+      <w:pPr>
+        <w:pStyle w:val="ListParagraph"/>
+        <w:numPr>
+          <w:ilvl w:val="0"/>
+          <w:numId w:val="19"/>
+        </w:numPr>
+        <w:rPr>
+          <w:lang w:val="pl-PL"/>
+        </w:rPr>
+      </w:pPr>
+      <w:r>
+        <w:rPr>
+          <w:lang w:val="pl-PL"/>
+        </w:rPr>
+        <w:t>ta sama baza danych SQLite; połączenie z wykorzystaniem modułu sqlite3; bez ORM (lub własny);</w:t>
+      </w:r>
+    </w:p>
+    <w:p>
+      <w:pPr>
+        <w:pStyle w:val="ListParagraph"/>
+        <w:numPr>
+          <w:ilvl w:val="0"/>
+          <w:numId w:val="19"/>
+        </w:numPr>
+        <w:rPr>
+          <w:lang w:val="pl-PL"/>
+        </w:rPr>
+      </w:pPr>
+      <w:r>
+        <w:rPr>
+          <w:lang w:val="pl-PL"/>
+        </w:rPr>
+        <w:t>zastosowanie szablonu layoutu i dziedziczących po nim szablonów poszczególnych akcji;</w:t>
+      </w:r>
+    </w:p>
+    <w:p>
+      <w:pPr>
+        <w:pStyle w:val="ListParagraph"/>
+        <w:numPr>
+          <w:ilvl w:val="0"/>
+          <w:numId w:val="19"/>
+        </w:numPr>
+        <w:rPr>
+          <w:lang w:val="pl-PL"/>
+        </w:rPr>
+      </w:pPr>
+      <w:r>
+        <w:rPr>
+          <w:lang w:val="pl-PL"/>
+        </w:rPr>
+        <w:t>wystarczy port CRUDa własnego modelu, nie trzeba przenosić encji Post;</w:t>
+      </w:r>
+    </w:p>
+    <w:p>
+      <w:pPr>
+        <w:pStyle w:val="ListParagraph"/>
+        <w:numPr>
+          <w:ilvl w:val="0"/>
+          <w:numId w:val="19"/>
+        </w:numPr>
+        <w:rPr>
+          <w:lang w:val="pl-PL"/>
+        </w:rPr>
+      </w:pPr>
+      <w:r>
+        <w:rPr>
+          <w:lang w:val="pl-PL"/>
+        </w:rPr>
+        <w:t xml:space="preserve">całość aplikacji (bez środowiska wirtualnego) należy zacommitować do repozytorium bezpośrednio w katalogu </w:t>
+      </w:r>
+      <w:r>
+        <w:rPr>
+          <w:rStyle w:val="inline-code"/>
+        </w:rPr>
+        <w:fldChar w:fldCharType="begin"/>
+      </w:r>
+      <w:r>
+        <w:rPr>
+          <w:rStyle w:val="inline-code"/>
+        </w:rPr>
+        <w:instrText xml:space="preserve"> DOCPROPERTY  labdir  \* MERGEFORMAT </w:instrText>
+      </w:r>
+      <w:r>
+        <w:rPr>
+          <w:rStyle w:val="inline-code"/>
+        </w:rPr>
+        <w:fldChar w:fldCharType="separate"/>
+      </w:r>
+      <w:r>
+        <w:rPr>
+          <w:rStyle w:val="inline-code"/>
+        </w:rPr>
+        <w:t>I:\PTW\lab-j</w:t>
+      </w:r>
+      <w:r>
+        <w:rPr>
+          <w:rStyle w:val="inline-code"/>
+        </w:rPr>
+        <w:fldChar w:fldCharType="end"/>
+      </w:r>
+      <w:r>
+        <w:rPr>
+          <w:lang w:val="pl-PL"/>
+        </w:rPr>
+        <w:t>;</w:t>
+      </w:r>
+    </w:p>
+    <w:p>
+      <w:pPr>
+        <w:pStyle w:val="ListParagraph"/>
+        <w:numPr>
+          <w:ilvl w:val="0"/>
+          <w:numId w:val="19"/>
+        </w:numPr>
+        <w:rPr>
+          <w:lang w:val="pl-PL"/>
+        </w:rPr>
+      </w:pPr>
+      <w:r>
+        <w:rPr>
+          <w:lang w:val="pl-PL"/>
+        </w:rPr>
+        <w:t>w projekcie zacommitowany musi być requirements.txt z</w:t>
+      </w:r>
+      <w:r>
+        <w:rPr>
+          <w:lang w:val="pl-PL"/>
+        </w:rPr>
+        <w:t xml:space="preserve">e wszystkimi wymaganymi </w:t>
+      </w:r>
+      <w:r>
+        <w:rPr>
+          <w:lang w:val="pl-PL"/>
+        </w:rPr>
+        <w:t>zależnościami.</w:t>
+      </w:r>
+    </w:p>
+    <w:p>
+      <w:pPr>
+        <w:rPr>
+          <w:lang w:val="pl-PL"/>
+        </w:rPr>
+      </w:pPr>
+      <w:r>
+        <w:rPr>
+          <w:lang w:val="pl-PL"/>
+        </w:rPr>
+        <w:t>W pozostałej części laboratorium, przenieś layout, style</w:t>
+      </w:r>
+      <w:r>
+        <w:rPr>
+          <w:lang w:val="pl-PL"/>
+        </w:rPr>
+        <w:t>, migracje SQL (baza SQLite)</w:t>
+      </w:r>
+      <w:r>
+        <w:rPr>
+          <w:lang w:val="pl-PL"/>
+        </w:rPr>
+        <w:t xml:space="preserve"> oraz wszystkie operacje CRUD dotyczące Twojego modelu z aplikacji PHP do aplikacji w</w:t>
+      </w:r>
+      <w:r>
+        <w:rPr>
+          <w:lang w:val="pl-PL"/>
+        </w:rPr>
+        <w:t>e</w:t>
+      </w:r>
+      <w:r>
+        <w:rPr>
+          <w:lang w:val="pl-PL"/>
+        </w:rPr>
+        <w:t xml:space="preserve"> </w:t>
+      </w:r>
+      <w:r>
+        <w:rPr>
+          <w:lang w:val="pl-PL"/>
+        </w:rPr>
+        <w:t>Flask</w:t>
+      </w:r>
+      <w:r>
+        <w:rPr>
+          <w:lang w:val="pl-PL"/>
+        </w:rPr>
+        <w:t xml:space="preserve"> (tylko Twój model</w:t>
+      </w:r>
+      <w:r>
+        <w:rPr>
+          <w:lang w:val="pl-PL"/>
+        </w:rPr>
+        <w:t>, bez postów</w:t>
+      </w:r>
+      <w:r>
+        <w:rPr>
+          <w:lang w:val="pl-PL"/>
+        </w:rPr>
+        <w:t>)</w:t>
+      </w:r>
+      <w:r>
+        <w:rPr>
+          <w:lang w:val="pl-PL"/>
+        </w:rPr>
+        <w:t>.</w:t>
+      </w:r>
+    </w:p>
+    <w:p>
+      <w:pPr>
+        <w:pStyle w:val="Zadanie"/>
+        <w:rPr>
+          <w:rStyle w:val="inline-code"/>
+        </w:rPr>
+      </w:pPr>
+      <w:r>
+        <w:t xml:space="preserve">Wstaw zrzut ekranu kodu routingu i </w:t>
+      </w:r>
+      <w:r>
+        <w:t>kontrolera</w:t>
+      </w:r>
+      <w:r>
+        <w:t xml:space="preserve"> listy:</w:t>
+      </w:r>
+    </w:p>
+    <w:p>
+      <w:pPr>
+        <w:pStyle w:val="Zadanie"/>
+        <w:rPr>
+          <w:rStyle w:val="inline-code"/>
+        </w:rPr>
+      </w:pPr>
+    </w:p>
+    <w:p>
+      <w:pPr>
+        <w:pStyle w:val="Zadanie"/>
+        <w:jc w:val="center"/>
+      </w:pPr>
+      <w:r>
+        <w:drawing>
+          <wp:inline distT="0" distB="0" distL="0" distR="0" wp14:anchorId="194F2F75" wp14:editId="0DDC5B92">
+            <wp:extent cx="6496957" cy="952633"/>
+            <wp:effectExtent l="0" t="0" r="0" b="0"/>
+            <wp:docPr id="1601307261" name="Picture 1"/>
+            <wp:cNvGraphicFramePr>
+              <a:graphicFrameLocks xmlns:a="http://schemas.openxmlformats.org/drawingml/2006/main" noChangeAspect="1"/>
+            </wp:cNvGraphicFramePr>
+            <a:graphic xmlns:a="http://schemas.openxmlformats.org/drawingml/2006/main">
+              <a:graphicData uri="http://schemas.openxmlformats.org/drawingml/2006/picture">
+                <pic:pic xmlns:pic="http://schemas.openxmlformats.org/drawingml/2006/picture">
+                  <pic:nvPicPr>
+                    <pic:cNvPr id="1601307261" name=""/>
+                    <pic:cNvPicPr/>
+                  </pic:nvPicPr>
+                  <pic:blipFill>
+                    <a:blip r:embed="rId14"/>
+                    <a:stretch>
+                      <a:fillRect/>
+                    </a:stretch>
+                  </pic:blipFill>
+                  <pic:spPr>
+                    <a:xfrm>
+                      <a:off x="0" y="0"/>
+                      <a:ext cx="6496957" cy="952633"/>
+                    </a:xfrm>
+                    <a:prstGeom prst="rect">
+                      <a:avLst/>
+                    </a:prstGeom>
+                  </pic:spPr>
+                </pic:pic>
+              </a:graphicData>
+            </a:graphic>
+          </wp:inline>
+        </w:drawing>
+      </w:r>
+    </w:p>
+    <w:p>
+      <w:pPr>
+        <w:pStyle w:val="Zadanie"/>
+        <w:jc w:val="center"/>
+      </w:pPr>
+    </w:p>
+    <w:p>
+      <w:pPr>
+        <w:pStyle w:val="Zadanie"/>
+      </w:pPr>
+      <w:r>
+        <w:t xml:space="preserve">Wstaw zrzut ekranu kodu szablonu </w:t>
+      </w:r>
+      <w:r>
+        <w:t>Jinja</w:t>
+      </w:r>
+      <w:r>
+        <w:t xml:space="preserve"> listy</w:t>
+      </w:r>
+      <w:r>
+        <w:t xml:space="preserve"> oraz szablonu </w:t>
+      </w:r>
+      <w:r>
+        <w:t>Jinja</w:t>
+      </w:r>
+      <w:r>
+        <w:t xml:space="preserve"> layoutu</w:t>
+      </w:r>
+      <w:r>
+        <w:t>:</w:t>
+      </w:r>
+    </w:p>
+    <w:p>
+      <w:pPr>
+        <w:pStyle w:val="Zadanie"/>
+      </w:pPr>
+    </w:p>
+    <w:p>
+      <w:pPr>
+        <w:pStyle w:val="Zadanie"/>
+        <w:jc w:val="center"/>
+      </w:pPr>
+      <w:r>
+        <w:lastRenderedPageBreak/>
+        <w:t xml:space="preserve"> </w:t>
+      </w:r>
+      <w:r>
+        <w:drawing>
+          <wp:inline distT="0" distB="0" distL="0" distR="0" wp14:anchorId="3E1FEC98" wp14:editId="6BC1E780">
+            <wp:extent cx="6645910" cy="3898900"/>
+            <wp:effectExtent l="0" t="0" r="2540" b="6350"/>
+            <wp:docPr id="592400872" name="Picture 1"/>
+            <wp:cNvGraphicFramePr>
+              <a:graphicFrameLocks xmlns:a="http://schemas.openxmlformats.org/drawingml/2006/main" noChangeAspect="1"/>
+            </wp:cNvGraphicFramePr>
+            <a:graphic xmlns:a="http://schemas.openxmlformats.org/drawingml/2006/main">
+              <a:graphicData uri="http://schemas.openxmlformats.org/drawingml/2006/picture">
+                <pic:pic xmlns:pic="http://schemas.openxmlformats.org/drawingml/2006/picture">
+                  <pic:nvPicPr>
+                    <pic:cNvPr id="592400872" name=""/>
+                    <pic:cNvPicPr/>
+                  </pic:nvPicPr>
+                  <pic:blipFill>
+                    <a:blip r:embed="rId15"/>
+                    <a:stretch>
+                      <a:fillRect/>
+                    </a:stretch>
+                  </pic:blipFill>
+                  <pic:spPr>
+                    <a:xfrm>
+                      <a:off x="0" y="0"/>
+                      <a:ext cx="6645910" cy="3898900"/>
+                    </a:xfrm>
+                    <a:prstGeom prst="rect">
+                      <a:avLst/>
+                    </a:prstGeom>
+                  </pic:spPr>
+                </pic:pic>
+              </a:graphicData>
+            </a:graphic>
+          </wp:inline>
+        </w:drawing>
+      </w:r>
+    </w:p>
+    <w:p>
+      <w:pPr>
+        <w:pStyle w:val="Zadanie"/>
+      </w:pPr>
+      <w:r>
+        <w:drawing>
+          <wp:inline distT="0" distB="0" distL="0" distR="0" wp14:anchorId="45B74DFE" wp14:editId="09CCE2C1">
+            <wp:extent cx="6645910" cy="3937635"/>
+            <wp:effectExtent l="0" t="0" r="2540" b="5715"/>
+            <wp:docPr id="647051965" name="Picture 1"/>
+            <wp:cNvGraphicFramePr>
+              <a:graphicFrameLocks xmlns:a="http://schemas.openxmlformats.org/drawingml/2006/main" noChangeAspect="1"/>
+            </wp:cNvGraphicFramePr>
+            <a:graphic xmlns:a="http://schemas.openxmlformats.org/drawingml/2006/main">
+              <a:graphicData uri="http://schemas.openxmlformats.org/drawingml/2006/picture">
+                <pic:pic xmlns:pic="http://schemas.openxmlformats.org/drawingml/2006/picture">
+                  <pic:nvPicPr>
+                    <pic:cNvPr id="647051965" name=""/>
+                    <pic:cNvPicPr/>
+                  </pic:nvPicPr>
+                  <pic:blipFill>
+                    <a:blip r:embed="rId16"/>
+                    <a:stretch>
+                      <a:fillRect/>
+                    </a:stretch>
+                  </pic:blipFill>
+                  <pic:spPr>
+                    <a:xfrm>
+                      <a:off x="0" y="0"/>
+                      <a:ext cx="6645910" cy="3937635"/>
+                    </a:xfrm>
+                    <a:prstGeom prst="rect">
+                      <a:avLst/>
+                    </a:prstGeom>
+                  </pic:spPr>
+                </pic:pic>
+              </a:graphicData>
+            </a:graphic>
+          </wp:inline>
+        </w:drawing>
+      </w:r>
+    </w:p>
+    <w:p>
+      <w:pPr>
+        <w:pStyle w:val="Zadanie"/>
+      </w:pPr>
+      <w:r>
+        <w:t>Wstaw zrzut ekranu listy (z danymi)</w:t>
+      </w:r>
+      <w:r>
+        <w:t xml:space="preserve"> w przeglądarce</w:t>
+      </w:r>
+      <w:r>
+        <w:t>:</w:t>
+      </w:r>
+    </w:p>
+    <w:p>
+      <w:pPr>
+        <w:pStyle w:val="Zadanie"/>
+      </w:pPr>
+    </w:p>
+    <w:p>
+      <w:pPr>
+        <w:pStyle w:val="Zadanie"/>
+        <w:jc w:val="center"/>
+      </w:pPr>
+      <w:r>
+        <w:lastRenderedPageBreak/>
+        <w:drawing>
+          <wp:inline distT="0" distB="0" distL="0" distR="0" wp14:anchorId="4745C436" wp14:editId="1AA08948">
+            <wp:extent cx="6645910" cy="9462135"/>
+            <wp:effectExtent l="0" t="0" r="2540" b="5715"/>
+            <wp:docPr id="689072278" name="Picture 1"/>
+            <wp:cNvGraphicFramePr>
+              <a:graphicFrameLocks xmlns:a="http://schemas.openxmlformats.org/drawingml/2006/main" noChangeAspect="1"/>
+            </wp:cNvGraphicFramePr>
+            <a:graphic xmlns:a="http://schemas.openxmlformats.org/drawingml/2006/main">
+              <a:graphicData uri="http://schemas.openxmlformats.org/drawingml/2006/picture">
+                <pic:pic xmlns:pic="http://schemas.openxmlformats.org/drawingml/2006/picture">
+                  <pic:nvPicPr>
+                    <pic:cNvPr id="689072278" name=""/>
+                    <pic:cNvPicPr/>
+                  </pic:nvPicPr>
+                  <pic:blipFill>
+                    <a:blip r:embed="rId17"/>
+                    <a:stretch>
+                      <a:fillRect/>
+                    </a:stretch>
+                  </pic:blipFill>
+                  <pic:spPr>
+                    <a:xfrm>
+                      <a:off x="0" y="0"/>
+                      <a:ext cx="6645910" cy="9462135"/>
+                    </a:xfrm>
+                    <a:prstGeom prst="rect">
+                      <a:avLst/>
+                    </a:prstGeom>
+                  </pic:spPr>
+                </pic:pic>
+              </a:graphicData>
+            </a:graphic>
+          </wp:inline>
+        </w:drawing>
+      </w:r>
+    </w:p>
+    <w:tbl>
+      <w:tblPr>
+        <w:tblStyle w:val="TableGrid"/>
         <w:tblW w:w="5000" w:type="pct"/>
         <w:tblLook w:val="04A0" w:firstRow="1" w:lastRow="0" w:firstColumn="1" w:lastColumn="0" w:noHBand="0" w:noVBand="1"/>
       </w:tblPr>
@@ -2346,394 +3017,17 @@
     </w:tbl>
     <w:p>
       <w:pPr>
-        <w:pStyle w:val="Nagwek1"/>
-        <w:rPr>
-          <w:lang w:val="pl-PL"/>
-        </w:rPr>
-      </w:pPr>
-      <w:bookmarkStart w:id="9" w:name="_Toc229606394"/>
-      <w:r>
-        <w:rPr>
-          <w:lang w:val="pl-PL"/>
-        </w:rPr>
-        <w:t>Portowanie aplikacji z LAB G</w:t>
-      </w:r>
-      <w:r>
-        <w:rPr>
-          <w:lang w:val="pl-PL"/>
-        </w:rPr>
-        <w:t>/I</w:t>
-      </w:r>
-      <w:bookmarkEnd w:id="9"/>
-    </w:p>
-    <w:p>
-      <w:pPr>
-        <w:rPr>
-          <w:lang w:val="pl-PL"/>
-        </w:rPr>
-      </w:pPr>
-      <w:r>
-        <w:rPr>
-          <w:lang w:val="pl-PL"/>
-        </w:rPr>
-        <w:t xml:space="preserve">W </w:t>
-      </w:r>
-      <w:r>
-        <w:rPr>
-          <w:lang w:val="pl-PL"/>
-        </w:rPr>
-        <w:t>dalszej</w:t>
-      </w:r>
-      <w:r>
-        <w:rPr>
-          <w:lang w:val="pl-PL"/>
-        </w:rPr>
-        <w:t xml:space="preserve"> części laboratorium przygotuj kompletną aplikację CRUD (Create, Read, Update, Delete) na podstawie LAB G</w:t>
-      </w:r>
-      <w:r>
-        <w:rPr>
-          <w:lang w:val="pl-PL"/>
-        </w:rPr>
-        <w:t>/I</w:t>
-      </w:r>
-      <w:r>
-        <w:rPr>
-          <w:lang w:val="pl-PL"/>
-        </w:rPr>
-        <w:t xml:space="preserve">. </w:t>
-      </w:r>
-      <w:r>
-        <w:rPr>
-          <w:lang w:val="pl-PL"/>
-        </w:rPr>
-        <w:t>Wykorzystaj framework Flask w wersji 3.1.x.</w:t>
-      </w:r>
-    </w:p>
-    <w:p>
-      <w:pPr>
-        <w:rPr>
-          <w:lang w:val="pl-PL"/>
-        </w:rPr>
-      </w:pPr>
-      <w:r>
-        <w:rPr>
-          <w:lang w:val="pl-PL"/>
-        </w:rPr>
-        <w:t>Dokumentacja:</w:t>
-      </w:r>
-    </w:p>
-    <w:p>
-      <w:pPr>
-        <w:rPr>
-          <w:lang w:val="pl-PL"/>
-        </w:rPr>
-      </w:pPr>
-      <w:hyperlink r:id="rId9" w:history="1">
-        <w:r>
-          <w:rPr>
-            <w:rStyle w:val="Hipercze"/>
-            <w:lang w:val="pl-PL"/>
-          </w:rPr>
-          <w:t>https://flask.palletsprojects.com/en/stable/</w:t>
-        </w:r>
-      </w:hyperlink>
-    </w:p>
-    <w:p>
-      <w:pPr>
-        <w:rPr>
-          <w:lang w:val="pl-PL"/>
-        </w:rPr>
-      </w:pPr>
-      <w:r>
-        <w:rPr>
-          <w:lang w:val="pl-PL"/>
-        </w:rPr>
-        <w:t>Wymagania:</w:t>
-      </w:r>
-    </w:p>
-    <w:p>
-      <w:pPr>
-        <w:pStyle w:val="Akapitzlist"/>
-        <w:numPr>
-          <w:ilvl w:val="0"/>
-          <w:numId w:val="19"/>
-        </w:numPr>
-        <w:rPr>
-          <w:lang w:val="pl-PL"/>
-        </w:rPr>
-      </w:pPr>
-      <w:r>
-        <w:rPr>
-          <w:lang w:val="pl-PL"/>
-        </w:rPr>
-        <w:t xml:space="preserve">aplikacja musi się uruchamiać na porcie </w:t>
-      </w:r>
-      <w:r>
-        <w:rPr>
-          <w:lang w:val="pl-PL"/>
-        </w:rPr>
-        <w:fldChar w:fldCharType="begin"/>
-      </w:r>
-      <w:r>
-        <w:rPr>
-          <w:lang w:val="pl-PL"/>
-        </w:rPr>
-        <w:instrText xml:space="preserve"> DOCPROPERTY  "Numer albumu"  \* MERGEFORMAT </w:instrText>
-      </w:r>
-      <w:r>
-        <w:rPr>
-          <w:lang w:val="pl-PL"/>
-        </w:rPr>
-        <w:fldChar w:fldCharType="separate"/>
-      </w:r>
-      <w:r>
-        <w:rPr>
-          <w:lang w:val="pl-PL"/>
-        </w:rPr>
-        <w:t>00000</w:t>
-      </w:r>
-      <w:r>
-        <w:rPr>
-          <w:lang w:val="pl-PL"/>
-        </w:rPr>
-        <w:fldChar w:fldCharType="end"/>
-      </w:r>
-      <w:r>
-        <w:rPr>
-          <w:lang w:val="pl-PL"/>
-        </w:rPr>
-        <w:t>;</w:t>
-      </w:r>
-    </w:p>
-    <w:p>
-      <w:pPr>
-        <w:pStyle w:val="Akapitzlist"/>
-        <w:numPr>
-          <w:ilvl w:val="0"/>
-          <w:numId w:val="19"/>
-        </w:numPr>
-        <w:rPr>
-          <w:lang w:val="pl-PL"/>
-        </w:rPr>
-      </w:pPr>
-      <w:r>
-        <w:rPr>
-          <w:lang w:val="pl-PL"/>
-        </w:rPr>
-        <w:t>zastosowanie szablonów jinja2;</w:t>
-      </w:r>
-    </w:p>
-    <w:p>
-      <w:pPr>
-        <w:pStyle w:val="Akapitzlist"/>
-        <w:numPr>
-          <w:ilvl w:val="0"/>
-          <w:numId w:val="19"/>
-        </w:numPr>
-        <w:rPr>
-          <w:lang w:val="pl-PL"/>
-        </w:rPr>
-      </w:pPr>
-      <w:r>
-        <w:rPr>
-          <w:lang w:val="pl-PL"/>
-        </w:rPr>
-        <w:t>ta sama baza danych SQLite; połączenie z wykorzystaniem modułu sqlite3; bez ORM (lub własny);</w:t>
-      </w:r>
-    </w:p>
-    <w:p>
-      <w:pPr>
-        <w:pStyle w:val="Akapitzlist"/>
-        <w:numPr>
-          <w:ilvl w:val="0"/>
-          <w:numId w:val="19"/>
-        </w:numPr>
-        <w:rPr>
-          <w:lang w:val="pl-PL"/>
-        </w:rPr>
-      </w:pPr>
-      <w:r>
-        <w:rPr>
-          <w:lang w:val="pl-PL"/>
-        </w:rPr>
-        <w:t>zastosowanie szablonu layoutu i dziedziczących po nim szablonów poszczególnych akcji;</w:t>
-      </w:r>
-    </w:p>
-    <w:p>
-      <w:pPr>
-        <w:pStyle w:val="Akapitzlist"/>
-        <w:numPr>
-          <w:ilvl w:val="0"/>
-          <w:numId w:val="19"/>
-        </w:numPr>
-        <w:rPr>
-          <w:lang w:val="pl-PL"/>
-        </w:rPr>
-      </w:pPr>
-      <w:r>
-        <w:rPr>
-          <w:lang w:val="pl-PL"/>
-        </w:rPr>
-        <w:t>wystarczy port CRUDa własnego modelu, nie trzeba przenosić encji Post;</w:t>
-      </w:r>
-    </w:p>
-    <w:p>
-      <w:pPr>
-        <w:pStyle w:val="Akapitzlist"/>
-        <w:numPr>
-          <w:ilvl w:val="0"/>
-          <w:numId w:val="19"/>
-        </w:numPr>
-        <w:rPr>
-          <w:lang w:val="pl-PL"/>
-        </w:rPr>
-      </w:pPr>
-      <w:r>
-        <w:rPr>
-          <w:lang w:val="pl-PL"/>
-        </w:rPr>
-        <w:t xml:space="preserve">całość aplikacji (bez środowiska wirtualnego) należy zacommitować do repozytorium bezpośrednio w katalogu </w:t>
-      </w:r>
-      <w:r>
+        <w:rPr>
+          <w:lang w:val="pl-PL"/>
+        </w:rPr>
+      </w:pPr>
+    </w:p>
+    <w:p>
+      <w:pPr>
+        <w:pStyle w:val="Zadanie"/>
         <w:rPr>
           <w:rStyle w:val="inline-code"/>
         </w:rPr>
-        <w:fldChar w:fldCharType="begin"/>
-      </w:r>
-      <w:r>
-        <w:rPr>
-          <w:rStyle w:val="inline-code"/>
-        </w:rPr>
-        <w:instrText xml:space="preserve"> DOCPROPERTY  labdir  \* MERGEFORMAT </w:instrText>
-      </w:r>
-      <w:r>
-        <w:rPr>
-          <w:rStyle w:val="inline-code"/>
-        </w:rPr>
-        <w:fldChar w:fldCharType="separate"/>
-      </w:r>
-      <w:r>
-        <w:rPr>
-          <w:rStyle w:val="inline-code"/>
-        </w:rPr>
-        <w:t>I:\PTW\lab-j</w:t>
-      </w:r>
-      <w:r>
-        <w:rPr>
-          <w:rStyle w:val="inline-code"/>
-        </w:rPr>
-        <w:fldChar w:fldCharType="end"/>
-      </w:r>
-      <w:r>
-        <w:rPr>
-          <w:lang w:val="pl-PL"/>
-        </w:rPr>
-        <w:t>;</w:t>
-      </w:r>
-    </w:p>
-    <w:p>
-      <w:pPr>
-        <w:pStyle w:val="Akapitzlist"/>
-        <w:numPr>
-          <w:ilvl w:val="0"/>
-          <w:numId w:val="19"/>
-        </w:numPr>
-        <w:rPr>
-          <w:lang w:val="pl-PL"/>
-        </w:rPr>
-      </w:pPr>
-      <w:r>
-        <w:rPr>
-          <w:lang w:val="pl-PL"/>
-        </w:rPr>
-        <w:t>w projekcie zacommitowany musi być requirements.txt z</w:t>
-      </w:r>
-      <w:r>
-        <w:rPr>
-          <w:lang w:val="pl-PL"/>
-        </w:rPr>
-        <w:t xml:space="preserve">e wszystkimi wymaganymi </w:t>
-      </w:r>
-      <w:r>
-        <w:rPr>
-          <w:lang w:val="pl-PL"/>
-        </w:rPr>
-        <w:t>zależnościami.</w:t>
-      </w:r>
-    </w:p>
-    <w:p>
-      <w:pPr>
-        <w:rPr>
-          <w:lang w:val="pl-PL"/>
-        </w:rPr>
-      </w:pPr>
-      <w:r>
-        <w:rPr>
-          <w:lang w:val="pl-PL"/>
-        </w:rPr>
-        <w:t>W pozostałej części laboratorium, przenieś layout, style</w:t>
-      </w:r>
-      <w:r>
-        <w:rPr>
-          <w:lang w:val="pl-PL"/>
-        </w:rPr>
-        <w:t>, migracje SQL (baza SQLite)</w:t>
-      </w:r>
-      <w:r>
-        <w:rPr>
-          <w:lang w:val="pl-PL"/>
-        </w:rPr>
-        <w:t xml:space="preserve"> oraz wszystkie operacje CRUD dotyczące Twojego modelu z aplikacji PHP do aplikacji w</w:t>
-      </w:r>
-      <w:r>
-        <w:rPr>
-          <w:lang w:val="pl-PL"/>
-        </w:rPr>
-        <w:t>e</w:t>
-      </w:r>
-      <w:r>
-        <w:rPr>
-          <w:lang w:val="pl-PL"/>
-        </w:rPr>
-        <w:t xml:space="preserve"> </w:t>
-      </w:r>
-      <w:r>
-        <w:rPr>
-          <w:lang w:val="pl-PL"/>
-        </w:rPr>
-        <w:t>Flask</w:t>
-      </w:r>
-      <w:r>
-        <w:rPr>
-          <w:lang w:val="pl-PL"/>
-        </w:rPr>
-        <w:t xml:space="preserve"> (tylko Twój model</w:t>
-      </w:r>
-      <w:r>
-        <w:rPr>
-          <w:lang w:val="pl-PL"/>
-        </w:rPr>
-        <w:t>, bez postów</w:t>
-      </w:r>
-      <w:r>
-        <w:rPr>
-          <w:lang w:val="pl-PL"/>
-        </w:rPr>
-        <w:t>)</w:t>
-      </w:r>
-      <w:r>
-        <w:rPr>
-          <w:lang w:val="pl-PL"/>
-        </w:rPr>
-        <w:t>.</w:t>
-      </w:r>
-    </w:p>
-    <w:p>
-      <w:pPr>
-        <w:pStyle w:val="Zadanie"/>
-        <w:rPr>
-          <w:rStyle w:val="inline-code"/>
-        </w:rPr>
       </w:pPr>
       <w:r>
         <w:t xml:space="preserve">Wstaw zrzut ekranu kodu routingu i </w:t>
@@ -2742,7 +3036,7 @@
         <w:t>kontrolera</w:t>
       </w:r>
       <w:r>
-        <w:t xml:space="preserve"> listy:</w:t>
+        <w:t xml:space="preserve"> podglądu pojedynczego modelu:</w:t>
       </w:r>
     </w:p>
     <w:p>
@@ -2759,51 +3053,35 @@
         <w:jc w:val="center"/>
       </w:pPr>
       <w:r>
-        <w:rPr>
-          <w:noProof/>
-        </w:rPr>
         <w:drawing>
-          <wp:inline distT="0" distB="0" distL="0" distR="0" wp14:anchorId="3D05FFAC" wp14:editId="2A2E2DF8">
-            <wp:extent cx="900000" cy="900000"/>
-            <wp:effectExtent l="0" t="0" r="0" b="0"/>
-            <wp:docPr id="635687751" name="Obraz 635687751"/>
+          <wp:inline distT="0" distB="0" distL="0" distR="0" wp14:anchorId="7056BCB2" wp14:editId="713BFA50">
+            <wp:extent cx="6645910" cy="1227455"/>
+            <wp:effectExtent l="0" t="0" r="2540" b="0"/>
+            <wp:docPr id="1643153236" name="Picture 1"/>
             <wp:cNvGraphicFramePr>
-              <a:graphicFrameLocks xmlns:a="http://schemas.openxmlformats.org/drawingml/2006/main"/>
+              <a:graphicFrameLocks xmlns:a="http://schemas.openxmlformats.org/drawingml/2006/main" noChangeAspect="1"/>
             </wp:cNvGraphicFramePr>
             <a:graphic xmlns:a="http://schemas.openxmlformats.org/drawingml/2006/main">
               <a:graphicData uri="http://schemas.openxmlformats.org/drawingml/2006/picture">
                 <pic:pic xmlns:pic="http://schemas.openxmlformats.org/drawingml/2006/picture">
                   <pic:nvPicPr>
-                    <pic:cNvPr id="0" name="Picture 1"/>
-                    <pic:cNvPicPr>
-                      <a:picLocks noChangeAspect="1" noChangeArrowheads="1"/>
-                    </pic:cNvPicPr>
+                    <pic:cNvPr id="1643153236" name=""/>
+                    <pic:cNvPicPr/>
                   </pic:nvPicPr>
                   <pic:blipFill>
-                    <a:blip r:embed="rId8">
-                      <a:extLst>
-                        <a:ext uri="{28A0092B-C50C-407E-A947-70E740481C1C}">
-                          <a14:useLocalDpi xmlns:a14="http://schemas.microsoft.com/office/drawing/2010/main" val="0"/>
-                        </a:ext>
-                      </a:extLst>
-                    </a:blip>
-                    <a:srcRect/>
+                    <a:blip r:embed="rId18"/>
                     <a:stretch>
                       <a:fillRect/>
                     </a:stretch>
                   </pic:blipFill>
-                  <pic:spPr bwMode="auto">
+                  <pic:spPr>
                     <a:xfrm>
                       <a:off x="0" y="0"/>
-                      <a:ext cx="900000" cy="900000"/>
+                      <a:ext cx="6645910" cy="1227455"/>
                     </a:xfrm>
                     <a:prstGeom prst="rect">
                       <a:avLst/>
                     </a:prstGeom>
-                    <a:noFill/>
-                    <a:ln>
-                      <a:noFill/>
-                    </a:ln>
                   </pic:spPr>
                 </pic:pic>
               </a:graphicData>
@@ -2829,19 +3107,7 @@
         <w:t>Jinja</w:t>
       </w:r>
       <w:r>
-        <w:t xml:space="preserve"> listy</w:t>
-      </w:r>
-      <w:r>
-        <w:t xml:space="preserve"> oraz szablonu </w:t>
-      </w:r>
-      <w:r>
-        <w:t>Jinja</w:t>
-      </w:r>
-      <w:r>
-        <w:t xml:space="preserve"> layoutu</w:t>
-      </w:r>
-      <w:r>
-        <w:t>:</w:t>
+        <w:t xml:space="preserve"> podglądu:</w:t>
       </w:r>
     </w:p>
     <w:p>
@@ -2855,51 +3121,35 @@
         <w:jc w:val="center"/>
       </w:pPr>
       <w:r>
-        <w:rPr>
-          <w:noProof/>
-        </w:rPr>
         <w:drawing>
-          <wp:inline distT="0" distB="0" distL="0" distR="0" wp14:anchorId="7EF3AF31" wp14:editId="6594DEF0">
-            <wp:extent cx="900000" cy="900000"/>
-            <wp:effectExtent l="0" t="0" r="0" b="0"/>
-            <wp:docPr id="447747445" name="Obraz 447747445"/>
+          <wp:inline distT="0" distB="0" distL="0" distR="0" wp14:anchorId="2FB657D4" wp14:editId="44757578">
+            <wp:extent cx="6645910" cy="3732530"/>
+            <wp:effectExtent l="0" t="0" r="2540" b="1270"/>
+            <wp:docPr id="396169784" name="Picture 1"/>
             <wp:cNvGraphicFramePr>
-              <a:graphicFrameLocks xmlns:a="http://schemas.openxmlformats.org/drawingml/2006/main"/>
+              <a:graphicFrameLocks xmlns:a="http://schemas.openxmlformats.org/drawingml/2006/main" noChangeAspect="1"/>
             </wp:cNvGraphicFramePr>
             <a:graphic xmlns:a="http://schemas.openxmlformats.org/drawingml/2006/main">
               <a:graphicData uri="http://schemas.openxmlformats.org/drawingml/2006/picture">
                 <pic:pic xmlns:pic="http://schemas.openxmlformats.org/drawingml/2006/picture">
                   <pic:nvPicPr>
-                    <pic:cNvPr id="0" name="Picture 1"/>
-                    <pic:cNvPicPr>
-                      <a:picLocks noChangeAspect="1" noChangeArrowheads="1"/>
-                    </pic:cNvPicPr>
+                    <pic:cNvPr id="396169784" name=""/>
+                    <pic:cNvPicPr/>
                   </pic:nvPicPr>
                   <pic:blipFill>
-                    <a:blip r:embed="rId8">
-                      <a:extLst>
-                        <a:ext uri="{28A0092B-C50C-407E-A947-70E740481C1C}">
-                          <a14:useLocalDpi xmlns:a14="http://schemas.microsoft.com/office/drawing/2010/main" val="0"/>
-                        </a:ext>
-                      </a:extLst>
-                    </a:blip>
-                    <a:srcRect/>
+                    <a:blip r:embed="rId19"/>
                     <a:stretch>
                       <a:fillRect/>
                     </a:stretch>
                   </pic:blipFill>
-                  <pic:spPr bwMode="auto">
+                  <pic:spPr>
                     <a:xfrm>
                       <a:off x="0" y="0"/>
-                      <a:ext cx="900000" cy="900000"/>
+                      <a:ext cx="6645910" cy="3732530"/>
                     </a:xfrm>
                     <a:prstGeom prst="rect">
                       <a:avLst/>
                     </a:prstGeom>
-                    <a:noFill/>
-                    <a:ln>
-                      <a:noFill/>
-                    </a:ln>
                   </pic:spPr>
                 </pic:pic>
               </a:graphicData>
@@ -2907,55 +3157,61 @@
           </wp:inline>
         </w:drawing>
       </w:r>
-      <w:r>
-        <w:t xml:space="preserve"> </w:t>
-      </w:r>
-      <w:r>
-        <w:rPr>
-          <w:noProof/>
-        </w:rPr>
+    </w:p>
+    <w:p>
+      <w:pPr>
+        <w:pStyle w:val="Zadanie"/>
+      </w:pPr>
+    </w:p>
+    <w:p>
+      <w:pPr>
+        <w:pStyle w:val="Zadanie"/>
+      </w:pPr>
+      <w:r>
+        <w:t>Wstaw zrzut ekranu podglądu w przeglądarce:</w:t>
+      </w:r>
+    </w:p>
+    <w:p>
+      <w:pPr>
+        <w:pStyle w:val="Zadanie"/>
+      </w:pPr>
+    </w:p>
+    <w:p>
+      <w:pPr>
+        <w:pStyle w:val="Zadanie"/>
+        <w:jc w:val="center"/>
+      </w:pPr>
+      <w:r>
+        <w:lastRenderedPageBreak/>
         <w:drawing>
-          <wp:inline distT="0" distB="0" distL="0" distR="0" wp14:anchorId="13EA4FDC" wp14:editId="1F067720">
-            <wp:extent cx="900000" cy="900000"/>
-            <wp:effectExtent l="0" t="0" r="0" b="0"/>
-            <wp:docPr id="1670009342" name="Obraz 1670009342"/>
+          <wp:inline distT="0" distB="0" distL="0" distR="0" wp14:anchorId="1EF90D86" wp14:editId="53889F6D">
+            <wp:extent cx="4544059" cy="3753374"/>
+            <wp:effectExtent l="0" t="0" r="9525" b="0"/>
+            <wp:docPr id="1060679359" name="Picture 1"/>
             <wp:cNvGraphicFramePr>
-              <a:graphicFrameLocks xmlns:a="http://schemas.openxmlformats.org/drawingml/2006/main"/>
+              <a:graphicFrameLocks xmlns:a="http://schemas.openxmlformats.org/drawingml/2006/main" noChangeAspect="1"/>
             </wp:cNvGraphicFramePr>
             <a:graphic xmlns:a="http://schemas.openxmlformats.org/drawingml/2006/main">
               <a:graphicData uri="http://schemas.openxmlformats.org/drawingml/2006/picture">
                 <pic:pic xmlns:pic="http://schemas.openxmlformats.org/drawingml/2006/picture">
                   <pic:nvPicPr>
-                    <pic:cNvPr id="0" name="Picture 1"/>
-                    <pic:cNvPicPr>
-                      <a:picLocks noChangeAspect="1" noChangeArrowheads="1"/>
-                    </pic:cNvPicPr>
+                    <pic:cNvPr id="1060679359" name=""/>
+                    <pic:cNvPicPr/>
                   </pic:nvPicPr>
                   <pic:blipFill>
-                    <a:blip r:embed="rId8">
-                      <a:extLst>
-                        <a:ext uri="{28A0092B-C50C-407E-A947-70E740481C1C}">
-                          <a14:useLocalDpi xmlns:a14="http://schemas.microsoft.com/office/drawing/2010/main" val="0"/>
-                        </a:ext>
-                      </a:extLst>
-                    </a:blip>
-                    <a:srcRect/>
+                    <a:blip r:embed="rId20"/>
                     <a:stretch>
                       <a:fillRect/>
                     </a:stretch>
                   </pic:blipFill>
-                  <pic:spPr bwMode="auto">
+                  <pic:spPr>
                     <a:xfrm>
                       <a:off x="0" y="0"/>
-                      <a:ext cx="900000" cy="900000"/>
+                      <a:ext cx="4544059" cy="3753374"/>
                     </a:xfrm>
                     <a:prstGeom prst="rect">
                       <a:avLst/>
                     </a:prstGeom>
-                    <a:noFill/>
-                    <a:ln>
-                      <a:noFill/>
-                    </a:ln>
                   </pic:spPr>
                 </pic:pic>
               </a:graphicData>
@@ -2964,406 +3220,9 @@
         </w:drawing>
       </w:r>
     </w:p>
-    <w:p>
-      <w:pPr>
-        <w:pStyle w:val="Zadanie"/>
-      </w:pPr>
-    </w:p>
-    <w:p>
-      <w:pPr>
-        <w:pStyle w:val="Zadanie"/>
-      </w:pPr>
-      <w:r>
-        <w:t>Wstaw zrzut ekranu listy (z danymi)</w:t>
-      </w:r>
-      <w:r>
-        <w:t xml:space="preserve"> w przeglądarce</w:t>
-      </w:r>
-      <w:r>
-        <w:t>:</w:t>
-      </w:r>
-    </w:p>
-    <w:p>
-      <w:pPr>
-        <w:pStyle w:val="Zadanie"/>
-      </w:pPr>
-    </w:p>
-    <w:p>
-      <w:pPr>
-        <w:pStyle w:val="Zadanie"/>
-        <w:jc w:val="center"/>
-      </w:pPr>
-      <w:r>
-        <w:rPr>
-          <w:noProof/>
-        </w:rPr>
-        <w:drawing>
-          <wp:inline distT="0" distB="0" distL="0" distR="0" wp14:anchorId="48A65DAF" wp14:editId="3164CD34">
-            <wp:extent cx="900000" cy="900000"/>
-            <wp:effectExtent l="0" t="0" r="0" b="0"/>
-            <wp:docPr id="2097446899" name="Obraz 2097446899"/>
-            <wp:cNvGraphicFramePr>
-              <a:graphicFrameLocks xmlns:a="http://schemas.openxmlformats.org/drawingml/2006/main"/>
-            </wp:cNvGraphicFramePr>
-            <a:graphic xmlns:a="http://schemas.openxmlformats.org/drawingml/2006/main">
-              <a:graphicData uri="http://schemas.openxmlformats.org/drawingml/2006/picture">
-                <pic:pic xmlns:pic="http://schemas.openxmlformats.org/drawingml/2006/picture">
-                  <pic:nvPicPr>
-                    <pic:cNvPr id="0" name="Picture 1"/>
-                    <pic:cNvPicPr>
-                      <a:picLocks noChangeAspect="1" noChangeArrowheads="1"/>
-                    </pic:cNvPicPr>
-                  </pic:nvPicPr>
-                  <pic:blipFill>
-                    <a:blip r:embed="rId8">
-                      <a:extLst>
-                        <a:ext uri="{28A0092B-C50C-407E-A947-70E740481C1C}">
-                          <a14:useLocalDpi xmlns:a14="http://schemas.microsoft.com/office/drawing/2010/main" val="0"/>
-                        </a:ext>
-                      </a:extLst>
-                    </a:blip>
-                    <a:srcRect/>
-                    <a:stretch>
-                      <a:fillRect/>
-                    </a:stretch>
-                  </pic:blipFill>
-                  <pic:spPr bwMode="auto">
-                    <a:xfrm>
-                      <a:off x="0" y="0"/>
-                      <a:ext cx="900000" cy="900000"/>
-                    </a:xfrm>
-                    <a:prstGeom prst="rect">
-                      <a:avLst/>
-                    </a:prstGeom>
-                    <a:noFill/>
-                    <a:ln>
-                      <a:noFill/>
-                    </a:ln>
-                  </pic:spPr>
-                </pic:pic>
-              </a:graphicData>
-            </a:graphic>
-          </wp:inline>
-        </w:drawing>
-      </w:r>
-    </w:p>
     <w:tbl>
       <w:tblPr>
-        <w:tblStyle w:val="Tabela-Siatka"/>
-        <w:tblW w:w="5000" w:type="pct"/>
-        <w:tblLook w:val="04A0" w:firstRow="1" w:lastRow="0" w:firstColumn="1" w:lastColumn="0" w:noHBand="0" w:noVBand="1"/>
-      </w:tblPr>
-      <w:tblGrid>
-        <w:gridCol w:w="8188"/>
-        <w:gridCol w:w="1134"/>
-        <w:gridCol w:w="1134"/>
-      </w:tblGrid>
-      <w:tr>
-        <w:trPr>
-          <w:trHeight w:hRule="exact" w:val="567"/>
-        </w:trPr>
-        <w:tc>
-          <w:tcPr>
-            <w:tcW w:w="0" w:type="auto"/>
-            <w:vAlign w:val="center"/>
-          </w:tcPr>
-          <w:p>
-            <w:pPr>
-              <w:pStyle w:val="PunktyTabela"/>
-            </w:pPr>
-            <w:r>
-              <w:lastRenderedPageBreak/>
-              <w:t>Punkty:</w:t>
-            </w:r>
-          </w:p>
-        </w:tc>
-        <w:tc>
-          <w:tcPr>
-            <w:tcW w:w="1134" w:type="dxa"/>
-            <w:vAlign w:val="center"/>
-          </w:tcPr>
-          <w:p>
-            <w:pPr>
-              <w:pStyle w:val="PunktyTabela"/>
-              <w:jc w:val="center"/>
-            </w:pPr>
-            <w:r>
-              <w:t>0</w:t>
-            </w:r>
-          </w:p>
-        </w:tc>
-        <w:tc>
-          <w:tcPr>
-            <w:tcW w:w="1134" w:type="dxa"/>
-            <w:vAlign w:val="center"/>
-          </w:tcPr>
-          <w:p>
-            <w:pPr>
-              <w:pStyle w:val="PunktyTabela"/>
-              <w:jc w:val="center"/>
-            </w:pPr>
-            <w:r>
-              <w:t>1</w:t>
-            </w:r>
-          </w:p>
-        </w:tc>
-      </w:tr>
-    </w:tbl>
-    <w:p>
-      <w:pPr>
-        <w:rPr>
-          <w:lang w:val="pl-PL"/>
-        </w:rPr>
-      </w:pPr>
-    </w:p>
-    <w:p>
-      <w:pPr>
-        <w:pStyle w:val="Zadanie"/>
-        <w:rPr>
-          <w:rStyle w:val="inline-code"/>
-        </w:rPr>
-      </w:pPr>
-      <w:r>
-        <w:t xml:space="preserve">Wstaw zrzut ekranu kodu routingu i </w:t>
-      </w:r>
-      <w:r>
-        <w:t>kontrolera</w:t>
-      </w:r>
-      <w:r>
-        <w:t xml:space="preserve"> podglądu pojedynczego modelu:</w:t>
-      </w:r>
-    </w:p>
-    <w:p>
-      <w:pPr>
-        <w:pStyle w:val="Zadanie"/>
-        <w:rPr>
-          <w:rStyle w:val="inline-code"/>
-        </w:rPr>
-      </w:pPr>
-    </w:p>
-    <w:p>
-      <w:pPr>
-        <w:pStyle w:val="Zadanie"/>
-        <w:jc w:val="center"/>
-      </w:pPr>
-      <w:r>
-        <w:rPr>
-          <w:noProof/>
-        </w:rPr>
-        <w:drawing>
-          <wp:inline distT="0" distB="0" distL="0" distR="0" wp14:anchorId="77429545" wp14:editId="50656D07">
-            <wp:extent cx="900000" cy="900000"/>
-            <wp:effectExtent l="0" t="0" r="0" b="0"/>
-            <wp:docPr id="1175845925" name="Obraz 1175845925"/>
-            <wp:cNvGraphicFramePr>
-              <a:graphicFrameLocks xmlns:a="http://schemas.openxmlformats.org/drawingml/2006/main"/>
-            </wp:cNvGraphicFramePr>
-            <a:graphic xmlns:a="http://schemas.openxmlformats.org/drawingml/2006/main">
-              <a:graphicData uri="http://schemas.openxmlformats.org/drawingml/2006/picture">
-                <pic:pic xmlns:pic="http://schemas.openxmlformats.org/drawingml/2006/picture">
-                  <pic:nvPicPr>
-                    <pic:cNvPr id="0" name="Picture 1"/>
-                    <pic:cNvPicPr>
-                      <a:picLocks noChangeAspect="1" noChangeArrowheads="1"/>
-                    </pic:cNvPicPr>
-                  </pic:nvPicPr>
-                  <pic:blipFill>
-                    <a:blip r:embed="rId8">
-                      <a:extLst>
-                        <a:ext uri="{28A0092B-C50C-407E-A947-70E740481C1C}">
-                          <a14:useLocalDpi xmlns:a14="http://schemas.microsoft.com/office/drawing/2010/main" val="0"/>
-                        </a:ext>
-                      </a:extLst>
-                    </a:blip>
-                    <a:srcRect/>
-                    <a:stretch>
-                      <a:fillRect/>
-                    </a:stretch>
-                  </pic:blipFill>
-                  <pic:spPr bwMode="auto">
-                    <a:xfrm>
-                      <a:off x="0" y="0"/>
-                      <a:ext cx="900000" cy="900000"/>
-                    </a:xfrm>
-                    <a:prstGeom prst="rect">
-                      <a:avLst/>
-                    </a:prstGeom>
-                    <a:noFill/>
-                    <a:ln>
-                      <a:noFill/>
-                    </a:ln>
-                  </pic:spPr>
-                </pic:pic>
-              </a:graphicData>
-            </a:graphic>
-          </wp:inline>
-        </w:drawing>
-      </w:r>
-    </w:p>
-    <w:p>
-      <w:pPr>
-        <w:pStyle w:val="Zadanie"/>
-        <w:jc w:val="center"/>
-      </w:pPr>
-    </w:p>
-    <w:p>
-      <w:pPr>
-        <w:pStyle w:val="Zadanie"/>
-      </w:pPr>
-      <w:r>
-        <w:t xml:space="preserve">Wstaw zrzut ekranu kodu szablonu </w:t>
-      </w:r>
-      <w:r>
-        <w:t>Jinja</w:t>
-      </w:r>
-      <w:r>
-        <w:t xml:space="preserve"> podglądu:</w:t>
-      </w:r>
-    </w:p>
-    <w:p>
-      <w:pPr>
-        <w:pStyle w:val="Zadanie"/>
-      </w:pPr>
-    </w:p>
-    <w:p>
-      <w:pPr>
-        <w:pStyle w:val="Zadanie"/>
-        <w:jc w:val="center"/>
-      </w:pPr>
-      <w:r>
-        <w:rPr>
-          <w:noProof/>
-        </w:rPr>
-        <w:drawing>
-          <wp:inline distT="0" distB="0" distL="0" distR="0" wp14:anchorId="5E149436" wp14:editId="5686C052">
-            <wp:extent cx="900000" cy="900000"/>
-            <wp:effectExtent l="0" t="0" r="0" b="0"/>
-            <wp:docPr id="1872577523" name="Obraz 1872577523"/>
-            <wp:cNvGraphicFramePr>
-              <a:graphicFrameLocks xmlns:a="http://schemas.openxmlformats.org/drawingml/2006/main"/>
-            </wp:cNvGraphicFramePr>
-            <a:graphic xmlns:a="http://schemas.openxmlformats.org/drawingml/2006/main">
-              <a:graphicData uri="http://schemas.openxmlformats.org/drawingml/2006/picture">
-                <pic:pic xmlns:pic="http://schemas.openxmlformats.org/drawingml/2006/picture">
-                  <pic:nvPicPr>
-                    <pic:cNvPr id="0" name="Picture 1"/>
-                    <pic:cNvPicPr>
-                      <a:picLocks noChangeAspect="1" noChangeArrowheads="1"/>
-                    </pic:cNvPicPr>
-                  </pic:nvPicPr>
-                  <pic:blipFill>
-                    <a:blip r:embed="rId8">
-                      <a:extLst>
-                        <a:ext uri="{28A0092B-C50C-407E-A947-70E740481C1C}">
-                          <a14:useLocalDpi xmlns:a14="http://schemas.microsoft.com/office/drawing/2010/main" val="0"/>
-                        </a:ext>
-                      </a:extLst>
-                    </a:blip>
-                    <a:srcRect/>
-                    <a:stretch>
-                      <a:fillRect/>
-                    </a:stretch>
-                  </pic:blipFill>
-                  <pic:spPr bwMode="auto">
-                    <a:xfrm>
-                      <a:off x="0" y="0"/>
-                      <a:ext cx="900000" cy="900000"/>
-                    </a:xfrm>
-                    <a:prstGeom prst="rect">
-                      <a:avLst/>
-                    </a:prstGeom>
-                    <a:noFill/>
-                    <a:ln>
-                      <a:noFill/>
-                    </a:ln>
-                  </pic:spPr>
-                </pic:pic>
-              </a:graphicData>
-            </a:graphic>
-          </wp:inline>
-        </w:drawing>
-      </w:r>
-    </w:p>
-    <w:p>
-      <w:pPr>
-        <w:pStyle w:val="Zadanie"/>
-      </w:pPr>
-    </w:p>
-    <w:p>
-      <w:pPr>
-        <w:pStyle w:val="Zadanie"/>
-      </w:pPr>
-      <w:r>
-        <w:t>Wstaw zrzut ekranu podglądu w przeglądarce:</w:t>
-      </w:r>
-    </w:p>
-    <w:p>
-      <w:pPr>
-        <w:pStyle w:val="Zadanie"/>
-      </w:pPr>
-    </w:p>
-    <w:p>
-      <w:pPr>
-        <w:pStyle w:val="Zadanie"/>
-        <w:jc w:val="center"/>
-      </w:pPr>
-      <w:r>
-        <w:rPr>
-          <w:noProof/>
-        </w:rPr>
-        <w:drawing>
-          <wp:inline distT="0" distB="0" distL="0" distR="0" wp14:anchorId="0A8CE86D" wp14:editId="5ABD60E2">
-            <wp:extent cx="900000" cy="900000"/>
-            <wp:effectExtent l="0" t="0" r="0" b="0"/>
-            <wp:docPr id="1568635746" name="Obraz 1568635746"/>
-            <wp:cNvGraphicFramePr>
-              <a:graphicFrameLocks xmlns:a="http://schemas.openxmlformats.org/drawingml/2006/main"/>
-            </wp:cNvGraphicFramePr>
-            <a:graphic xmlns:a="http://schemas.openxmlformats.org/drawingml/2006/main">
-              <a:graphicData uri="http://schemas.openxmlformats.org/drawingml/2006/picture">
-                <pic:pic xmlns:pic="http://schemas.openxmlformats.org/drawingml/2006/picture">
-                  <pic:nvPicPr>
-                    <pic:cNvPr id="0" name="Picture 1"/>
-                    <pic:cNvPicPr>
-                      <a:picLocks noChangeAspect="1" noChangeArrowheads="1"/>
-                    </pic:cNvPicPr>
-                  </pic:nvPicPr>
-                  <pic:blipFill>
-                    <a:blip r:embed="rId8">
-                      <a:extLst>
-                        <a:ext uri="{28A0092B-C50C-407E-A947-70E740481C1C}">
-                          <a14:useLocalDpi xmlns:a14="http://schemas.microsoft.com/office/drawing/2010/main" val="0"/>
-                        </a:ext>
-                      </a:extLst>
-                    </a:blip>
-                    <a:srcRect/>
-                    <a:stretch>
-                      <a:fillRect/>
-                    </a:stretch>
-                  </pic:blipFill>
-                  <pic:spPr bwMode="auto">
-                    <a:xfrm>
-                      <a:off x="0" y="0"/>
-                      <a:ext cx="900000" cy="900000"/>
-                    </a:xfrm>
-                    <a:prstGeom prst="rect">
-                      <a:avLst/>
-                    </a:prstGeom>
-                    <a:noFill/>
-                    <a:ln>
-                      <a:noFill/>
-                    </a:ln>
-                  </pic:spPr>
-                </pic:pic>
-              </a:graphicData>
-            </a:graphic>
-          </wp:inline>
-        </w:drawing>
-      </w:r>
-    </w:p>
-    <w:tbl>
-      <w:tblPr>
-        <w:tblStyle w:val="Tabela-Siatka"/>
+        <w:tblStyle w:val="TableGrid"/>
         <w:tblW w:w="5000" w:type="pct"/>
         <w:tblLook w:val="04A0" w:firstRow="1" w:lastRow="0" w:firstColumn="1" w:lastColumn="0" w:noHBand="0" w:noVBand="1"/>
       </w:tblPr>
@@ -3460,51 +3319,35 @@
         <w:jc w:val="center"/>
       </w:pPr>
       <w:r>
-        <w:rPr>
-          <w:noProof/>
-        </w:rPr>
         <w:drawing>
-          <wp:inline distT="0" distB="0" distL="0" distR="0" wp14:anchorId="04376A5C" wp14:editId="5CF80E2E">
-            <wp:extent cx="900000" cy="900000"/>
-            <wp:effectExtent l="0" t="0" r="0" b="0"/>
-            <wp:docPr id="550368014" name="Obraz 550368014"/>
+          <wp:inline distT="0" distB="0" distL="0" distR="0" wp14:anchorId="399EE5A5" wp14:editId="52D47EB4">
+            <wp:extent cx="6645910" cy="2616200"/>
+            <wp:effectExtent l="0" t="0" r="2540" b="0"/>
+            <wp:docPr id="211022121" name="Picture 1"/>
             <wp:cNvGraphicFramePr>
-              <a:graphicFrameLocks xmlns:a="http://schemas.openxmlformats.org/drawingml/2006/main"/>
+              <a:graphicFrameLocks xmlns:a="http://schemas.openxmlformats.org/drawingml/2006/main" noChangeAspect="1"/>
             </wp:cNvGraphicFramePr>
             <a:graphic xmlns:a="http://schemas.openxmlformats.org/drawingml/2006/main">
               <a:graphicData uri="http://schemas.openxmlformats.org/drawingml/2006/picture">
                 <pic:pic xmlns:pic="http://schemas.openxmlformats.org/drawingml/2006/picture">
                   <pic:nvPicPr>
-                    <pic:cNvPr id="0" name="Picture 1"/>
-                    <pic:cNvPicPr>
-                      <a:picLocks noChangeAspect="1" noChangeArrowheads="1"/>
-                    </pic:cNvPicPr>
+                    <pic:cNvPr id="211022121" name=""/>
+                    <pic:cNvPicPr/>
                   </pic:nvPicPr>
                   <pic:blipFill>
-                    <a:blip r:embed="rId8">
-                      <a:extLst>
-                        <a:ext uri="{28A0092B-C50C-407E-A947-70E740481C1C}">
-                          <a14:useLocalDpi xmlns:a14="http://schemas.microsoft.com/office/drawing/2010/main" val="0"/>
-                        </a:ext>
-                      </a:extLst>
-                    </a:blip>
-                    <a:srcRect/>
+                    <a:blip r:embed="rId21"/>
                     <a:stretch>
                       <a:fillRect/>
                     </a:stretch>
                   </pic:blipFill>
-                  <pic:spPr bwMode="auto">
+                  <pic:spPr>
                     <a:xfrm>
                       <a:off x="0" y="0"/>
-                      <a:ext cx="900000" cy="900000"/>
+                      <a:ext cx="6645910" cy="2616200"/>
                     </a:xfrm>
                     <a:prstGeom prst="rect">
                       <a:avLst/>
                     </a:prstGeom>
-                    <a:noFill/>
-                    <a:ln>
-                      <a:noFill/>
-                    </a:ln>
                   </pic:spPr>
                 </pic:pic>
               </a:graphicData>
@@ -3544,51 +3387,36 @@
         <w:jc w:val="center"/>
       </w:pPr>
       <w:r>
-        <w:rPr>
-          <w:noProof/>
-        </w:rPr>
+        <w:lastRenderedPageBreak/>
         <w:drawing>
-          <wp:inline distT="0" distB="0" distL="0" distR="0" wp14:anchorId="3344F4D8" wp14:editId="7771DF27">
-            <wp:extent cx="900000" cy="900000"/>
-            <wp:effectExtent l="0" t="0" r="0" b="0"/>
-            <wp:docPr id="1838221745" name="Obraz 1838221745"/>
+          <wp:inline distT="0" distB="0" distL="0" distR="0" wp14:anchorId="1D50AB65" wp14:editId="0FEF2546">
+            <wp:extent cx="6645910" cy="2880360"/>
+            <wp:effectExtent l="0" t="0" r="2540" b="0"/>
+            <wp:docPr id="1748356545" name="Picture 1"/>
             <wp:cNvGraphicFramePr>
-              <a:graphicFrameLocks xmlns:a="http://schemas.openxmlformats.org/drawingml/2006/main"/>
+              <a:graphicFrameLocks xmlns:a="http://schemas.openxmlformats.org/drawingml/2006/main" noChangeAspect="1"/>
             </wp:cNvGraphicFramePr>
             <a:graphic xmlns:a="http://schemas.openxmlformats.org/drawingml/2006/main">
               <a:graphicData uri="http://schemas.openxmlformats.org/drawingml/2006/picture">
                 <pic:pic xmlns:pic="http://schemas.openxmlformats.org/drawingml/2006/picture">
                   <pic:nvPicPr>
-                    <pic:cNvPr id="0" name="Picture 1"/>
-                    <pic:cNvPicPr>
-                      <a:picLocks noChangeAspect="1" noChangeArrowheads="1"/>
-                    </pic:cNvPicPr>
+                    <pic:cNvPr id="1748356545" name=""/>
+                    <pic:cNvPicPr/>
                   </pic:nvPicPr>
                   <pic:blipFill>
-                    <a:blip r:embed="rId8">
-                      <a:extLst>
-                        <a:ext uri="{28A0092B-C50C-407E-A947-70E740481C1C}">
-                          <a14:useLocalDpi xmlns:a14="http://schemas.microsoft.com/office/drawing/2010/main" val="0"/>
-                        </a:ext>
-                      </a:extLst>
-                    </a:blip>
-                    <a:srcRect/>
+                    <a:blip r:embed="rId22"/>
                     <a:stretch>
                       <a:fillRect/>
                     </a:stretch>
                   </pic:blipFill>
-                  <pic:spPr bwMode="auto">
+                  <pic:spPr>
                     <a:xfrm>
                       <a:off x="0" y="0"/>
-                      <a:ext cx="900000" cy="900000"/>
+                      <a:ext cx="6645910" cy="2880360"/>
                     </a:xfrm>
                     <a:prstGeom prst="rect">
                       <a:avLst/>
                     </a:prstGeom>
-                    <a:noFill/>
-                    <a:ln>
-                      <a:noFill/>
-                    </a:ln>
                   </pic:spPr>
                 </pic:pic>
               </a:graphicData>
@@ -3607,7 +3435,6 @@
         <w:pStyle w:val="Zadanie"/>
       </w:pPr>
       <w:r>
-        <w:lastRenderedPageBreak/>
         <w:t>Wstaw zrzut ekranu tworzenia w przeglądarce:</w:t>
       </w:r>
     </w:p>
@@ -3622,51 +3449,36 @@
         <w:jc w:val="center"/>
       </w:pPr>
       <w:r>
-        <w:rPr>
-          <w:noProof/>
-        </w:rPr>
+        <w:lastRenderedPageBreak/>
         <w:drawing>
-          <wp:inline distT="0" distB="0" distL="0" distR="0" wp14:anchorId="668ACF74" wp14:editId="764591BE">
-            <wp:extent cx="900000" cy="900000"/>
-            <wp:effectExtent l="0" t="0" r="0" b="0"/>
-            <wp:docPr id="511180563" name="Obraz 511180563"/>
+          <wp:inline distT="0" distB="0" distL="0" distR="0" wp14:anchorId="51CBE0AD" wp14:editId="33C9FDAC">
+            <wp:extent cx="6645910" cy="7381240"/>
+            <wp:effectExtent l="0" t="0" r="2540" b="0"/>
+            <wp:docPr id="56151984" name="Picture 1"/>
             <wp:cNvGraphicFramePr>
-              <a:graphicFrameLocks xmlns:a="http://schemas.openxmlformats.org/drawingml/2006/main"/>
+              <a:graphicFrameLocks xmlns:a="http://schemas.openxmlformats.org/drawingml/2006/main" noChangeAspect="1"/>
             </wp:cNvGraphicFramePr>
             <a:graphic xmlns:a="http://schemas.openxmlformats.org/drawingml/2006/main">
               <a:graphicData uri="http://schemas.openxmlformats.org/drawingml/2006/picture">
                 <pic:pic xmlns:pic="http://schemas.openxmlformats.org/drawingml/2006/picture">
                   <pic:nvPicPr>
-                    <pic:cNvPr id="0" name="Picture 1"/>
-                    <pic:cNvPicPr>
-                      <a:picLocks noChangeAspect="1" noChangeArrowheads="1"/>
-                    </pic:cNvPicPr>
+                    <pic:cNvPr id="56151984" name=""/>
+                    <pic:cNvPicPr/>
                   </pic:nvPicPr>
                   <pic:blipFill>
-                    <a:blip r:embed="rId8">
-                      <a:extLst>
-                        <a:ext uri="{28A0092B-C50C-407E-A947-70E740481C1C}">
-                          <a14:useLocalDpi xmlns:a14="http://schemas.microsoft.com/office/drawing/2010/main" val="0"/>
-                        </a:ext>
-                      </a:extLst>
-                    </a:blip>
-                    <a:srcRect/>
+                    <a:blip r:embed="rId23"/>
                     <a:stretch>
                       <a:fillRect/>
                     </a:stretch>
                   </pic:blipFill>
-                  <pic:spPr bwMode="auto">
+                  <pic:spPr>
                     <a:xfrm>
                       <a:off x="0" y="0"/>
-                      <a:ext cx="900000" cy="900000"/>
+                      <a:ext cx="6645910" cy="7381240"/>
                     </a:xfrm>
                     <a:prstGeom prst="rect">
                       <a:avLst/>
                     </a:prstGeom>
-                    <a:noFill/>
-                    <a:ln>
-                      <a:noFill/>
-                    </a:ln>
                   </pic:spPr>
                 </pic:pic>
               </a:graphicData>
@@ -3677,7 +3489,7 @@
     </w:p>
     <w:tbl>
       <w:tblPr>
-        <w:tblStyle w:val="Tabela-Siatka"/>
+        <w:tblStyle w:val="TableGrid"/>
         <w:tblW w:w="5000" w:type="pct"/>
         <w:tblLook w:val="04A0" w:firstRow="1" w:lastRow="0" w:firstColumn="1" w:lastColumn="0" w:noHBand="0" w:noVBand="1"/>
       </w:tblPr>
@@ -3781,51 +3593,36 @@
         <w:jc w:val="center"/>
       </w:pPr>
       <w:r>
-        <w:rPr>
-          <w:noProof/>
-        </w:rPr>
+        <w:lastRenderedPageBreak/>
         <w:drawing>
-          <wp:inline distT="0" distB="0" distL="0" distR="0" wp14:anchorId="36D232B4" wp14:editId="38EFE434">
-            <wp:extent cx="900000" cy="900000"/>
-            <wp:effectExtent l="0" t="0" r="0" b="0"/>
-            <wp:docPr id="2078967657" name="Obraz 2078967657"/>
+          <wp:inline distT="0" distB="0" distL="0" distR="0" wp14:anchorId="41B9E99F" wp14:editId="14444F4F">
+            <wp:extent cx="6087325" cy="4153480"/>
+            <wp:effectExtent l="0" t="0" r="8890" b="0"/>
+            <wp:docPr id="2000666272" name="Picture 1"/>
             <wp:cNvGraphicFramePr>
-              <a:graphicFrameLocks xmlns:a="http://schemas.openxmlformats.org/drawingml/2006/main"/>
+              <a:graphicFrameLocks xmlns:a="http://schemas.openxmlformats.org/drawingml/2006/main" noChangeAspect="1"/>
             </wp:cNvGraphicFramePr>
             <a:graphic xmlns:a="http://schemas.openxmlformats.org/drawingml/2006/main">
               <a:graphicData uri="http://schemas.openxmlformats.org/drawingml/2006/picture">
                 <pic:pic xmlns:pic="http://schemas.openxmlformats.org/drawingml/2006/picture">
                   <pic:nvPicPr>
-                    <pic:cNvPr id="0" name="Picture 1"/>
-                    <pic:cNvPicPr>
-                      <a:picLocks noChangeAspect="1" noChangeArrowheads="1"/>
-                    </pic:cNvPicPr>
+                    <pic:cNvPr id="2000666272" name=""/>
+                    <pic:cNvPicPr/>
                   </pic:nvPicPr>
                   <pic:blipFill>
-                    <a:blip r:embed="rId8">
-                      <a:extLst>
-                        <a:ext uri="{28A0092B-C50C-407E-A947-70E740481C1C}">
-                          <a14:useLocalDpi xmlns:a14="http://schemas.microsoft.com/office/drawing/2010/main" val="0"/>
-                        </a:ext>
-                      </a:extLst>
-                    </a:blip>
-                    <a:srcRect/>
+                    <a:blip r:embed="rId24"/>
                     <a:stretch>
                       <a:fillRect/>
                     </a:stretch>
                   </pic:blipFill>
-                  <pic:spPr bwMode="auto">
+                  <pic:spPr>
                     <a:xfrm>
                       <a:off x="0" y="0"/>
-                      <a:ext cx="900000" cy="900000"/>
+                      <a:ext cx="6087325" cy="4153480"/>
                     </a:xfrm>
                     <a:prstGeom prst="rect">
                       <a:avLst/>
                     </a:prstGeom>
-                    <a:noFill/>
-                    <a:ln>
-                      <a:noFill/>
-                    </a:ln>
                   </pic:spPr>
                 </pic:pic>
               </a:graphicData>
@@ -3865,51 +3662,36 @@
         <w:jc w:val="center"/>
       </w:pPr>
       <w:r>
-        <w:rPr>
-          <w:noProof/>
-        </w:rPr>
+        <w:lastRenderedPageBreak/>
         <w:drawing>
-          <wp:inline distT="0" distB="0" distL="0" distR="0" wp14:anchorId="66127D4C" wp14:editId="6E5DC7B7">
-            <wp:extent cx="900000" cy="900000"/>
-            <wp:effectExtent l="0" t="0" r="0" b="0"/>
-            <wp:docPr id="133787858" name="Obraz 133787858"/>
+          <wp:inline distT="0" distB="0" distL="0" distR="0" wp14:anchorId="6BAE0DBB" wp14:editId="0F51A60A">
+            <wp:extent cx="6030167" cy="5734850"/>
+            <wp:effectExtent l="0" t="0" r="8890" b="0"/>
+            <wp:docPr id="613941570" name="Picture 1"/>
             <wp:cNvGraphicFramePr>
-              <a:graphicFrameLocks xmlns:a="http://schemas.openxmlformats.org/drawingml/2006/main"/>
+              <a:graphicFrameLocks xmlns:a="http://schemas.openxmlformats.org/drawingml/2006/main" noChangeAspect="1"/>
             </wp:cNvGraphicFramePr>
             <a:graphic xmlns:a="http://schemas.openxmlformats.org/drawingml/2006/main">
               <a:graphicData uri="http://schemas.openxmlformats.org/drawingml/2006/picture">
                 <pic:pic xmlns:pic="http://schemas.openxmlformats.org/drawingml/2006/picture">
                   <pic:nvPicPr>
-                    <pic:cNvPr id="0" name="Picture 1"/>
-                    <pic:cNvPicPr>
-                      <a:picLocks noChangeAspect="1" noChangeArrowheads="1"/>
-                    </pic:cNvPicPr>
+                    <pic:cNvPr id="613941570" name=""/>
+                    <pic:cNvPicPr/>
                   </pic:nvPicPr>
                   <pic:blipFill>
-                    <a:blip r:embed="rId8">
-                      <a:extLst>
-                        <a:ext uri="{28A0092B-C50C-407E-A947-70E740481C1C}">
-                          <a14:useLocalDpi xmlns:a14="http://schemas.microsoft.com/office/drawing/2010/main" val="0"/>
-                        </a:ext>
-                      </a:extLst>
-                    </a:blip>
-                    <a:srcRect/>
+                    <a:blip r:embed="rId25"/>
                     <a:stretch>
                       <a:fillRect/>
                     </a:stretch>
                   </pic:blipFill>
-                  <pic:spPr bwMode="auto">
+                  <pic:spPr>
                     <a:xfrm>
                       <a:off x="0" y="0"/>
-                      <a:ext cx="900000" cy="900000"/>
+                      <a:ext cx="6030167" cy="5734850"/>
                     </a:xfrm>
                     <a:prstGeom prst="rect">
                       <a:avLst/>
                     </a:prstGeom>
-                    <a:noFill/>
-                    <a:ln>
-                      <a:noFill/>
-                    </a:ln>
                   </pic:spPr>
                 </pic:pic>
               </a:graphicData>
@@ -3942,51 +3724,36 @@
         <w:jc w:val="center"/>
       </w:pPr>
       <w:r>
-        <w:rPr>
-          <w:noProof/>
-        </w:rPr>
+        <w:lastRenderedPageBreak/>
         <w:drawing>
-          <wp:inline distT="0" distB="0" distL="0" distR="0" wp14:anchorId="1EC3A208" wp14:editId="522BCBC5">
-            <wp:extent cx="900000" cy="900000"/>
-            <wp:effectExtent l="0" t="0" r="0" b="0"/>
-            <wp:docPr id="805564224" name="Obraz 805564224"/>
+          <wp:inline distT="0" distB="0" distL="0" distR="0" wp14:anchorId="7DEDB31F" wp14:editId="17F950CC">
+            <wp:extent cx="6645910" cy="7366635"/>
+            <wp:effectExtent l="0" t="0" r="2540" b="5715"/>
+            <wp:docPr id="732945251" name="Picture 1"/>
             <wp:cNvGraphicFramePr>
-              <a:graphicFrameLocks xmlns:a="http://schemas.openxmlformats.org/drawingml/2006/main"/>
+              <a:graphicFrameLocks xmlns:a="http://schemas.openxmlformats.org/drawingml/2006/main" noChangeAspect="1"/>
             </wp:cNvGraphicFramePr>
             <a:graphic xmlns:a="http://schemas.openxmlformats.org/drawingml/2006/main">
               <a:graphicData uri="http://schemas.openxmlformats.org/drawingml/2006/picture">
                 <pic:pic xmlns:pic="http://schemas.openxmlformats.org/drawingml/2006/picture">
                   <pic:nvPicPr>
-                    <pic:cNvPr id="0" name="Picture 1"/>
-                    <pic:cNvPicPr>
-                      <a:picLocks noChangeAspect="1" noChangeArrowheads="1"/>
-                    </pic:cNvPicPr>
+                    <pic:cNvPr id="732945251" name=""/>
+                    <pic:cNvPicPr/>
                   </pic:nvPicPr>
                   <pic:blipFill>
-                    <a:blip r:embed="rId8">
-                      <a:extLst>
-                        <a:ext uri="{28A0092B-C50C-407E-A947-70E740481C1C}">
-                          <a14:useLocalDpi xmlns:a14="http://schemas.microsoft.com/office/drawing/2010/main" val="0"/>
-                        </a:ext>
-                      </a:extLst>
-                    </a:blip>
-                    <a:srcRect/>
+                    <a:blip r:embed="rId26"/>
                     <a:stretch>
                       <a:fillRect/>
                     </a:stretch>
                   </pic:blipFill>
-                  <pic:spPr bwMode="auto">
+                  <pic:spPr>
                     <a:xfrm>
                       <a:off x="0" y="0"/>
-                      <a:ext cx="900000" cy="900000"/>
+                      <a:ext cx="6645910" cy="7366635"/>
                     </a:xfrm>
                     <a:prstGeom prst="rect">
                       <a:avLst/>
                     </a:prstGeom>
-                    <a:noFill/>
-                    <a:ln>
-                      <a:noFill/>
-                    </a:ln>
                   </pic:spPr>
                 </pic:pic>
               </a:graphicData>
@@ -3997,7 +3764,7 @@
     </w:p>
     <w:tbl>
       <w:tblPr>
-        <w:tblStyle w:val="Tabela-Siatka"/>
+        <w:tblStyle w:val="TableGrid"/>
         <w:tblW w:w="5000" w:type="pct"/>
         <w:tblLook w:val="04A0" w:firstRow="1" w:lastRow="0" w:firstColumn="1" w:lastColumn="0" w:noHBand="0" w:noVBand="1"/>
       </w:tblPr>
@@ -4094,51 +3861,36 @@
         <w:jc w:val="center"/>
       </w:pPr>
       <w:r>
-        <w:rPr>
-          <w:noProof/>
-        </w:rPr>
+        <w:lastRenderedPageBreak/>
         <w:drawing>
-          <wp:inline distT="0" distB="0" distL="0" distR="0" wp14:anchorId="0AB22199" wp14:editId="6EBF8F5F">
-            <wp:extent cx="900000" cy="900000"/>
+          <wp:inline distT="0" distB="0" distL="0" distR="0" wp14:anchorId="1457819D" wp14:editId="7C1426A5">
+            <wp:extent cx="5982535" cy="2286319"/>
             <wp:effectExtent l="0" t="0" r="0" b="0"/>
-            <wp:docPr id="59500113" name="Obraz 59500113"/>
+            <wp:docPr id="1719709169" name="Picture 1"/>
             <wp:cNvGraphicFramePr>
-              <a:graphicFrameLocks xmlns:a="http://schemas.openxmlformats.org/drawingml/2006/main"/>
+              <a:graphicFrameLocks xmlns:a="http://schemas.openxmlformats.org/drawingml/2006/main" noChangeAspect="1"/>
             </wp:cNvGraphicFramePr>
             <a:graphic xmlns:a="http://schemas.openxmlformats.org/drawingml/2006/main">
               <a:graphicData uri="http://schemas.openxmlformats.org/drawingml/2006/picture">
                 <pic:pic xmlns:pic="http://schemas.openxmlformats.org/drawingml/2006/picture">
                   <pic:nvPicPr>
-                    <pic:cNvPr id="0" name="Picture 1"/>
-                    <pic:cNvPicPr>
-                      <a:picLocks noChangeAspect="1" noChangeArrowheads="1"/>
-                    </pic:cNvPicPr>
+                    <pic:cNvPr id="1719709169" name=""/>
+                    <pic:cNvPicPr/>
                   </pic:nvPicPr>
                   <pic:blipFill>
-                    <a:blip r:embed="rId8">
-                      <a:extLst>
-                        <a:ext uri="{28A0092B-C50C-407E-A947-70E740481C1C}">
-                          <a14:useLocalDpi xmlns:a14="http://schemas.microsoft.com/office/drawing/2010/main" val="0"/>
-                        </a:ext>
-                      </a:extLst>
-                    </a:blip>
-                    <a:srcRect/>
+                    <a:blip r:embed="rId27"/>
                     <a:stretch>
                       <a:fillRect/>
                     </a:stretch>
                   </pic:blipFill>
-                  <pic:spPr bwMode="auto">
+                  <pic:spPr>
                     <a:xfrm>
                       <a:off x="0" y="0"/>
-                      <a:ext cx="900000" cy="900000"/>
+                      <a:ext cx="5982535" cy="2286319"/>
                     </a:xfrm>
                     <a:prstGeom prst="rect">
                       <a:avLst/>
                     </a:prstGeom>
-                    <a:noFill/>
-                    <a:ln>
-                      <a:noFill/>
-                    </a:ln>
                   </pic:spPr>
                 </pic:pic>
               </a:graphicData>
@@ -4171,51 +3923,36 @@
         <w:jc w:val="center"/>
       </w:pPr>
       <w:r>
-        <w:rPr>
-          <w:noProof/>
-        </w:rPr>
+        <w:lastRenderedPageBreak/>
         <w:drawing>
-          <wp:inline distT="0" distB="0" distL="0" distR="0" wp14:anchorId="275C61E5" wp14:editId="1E245168">
-            <wp:extent cx="900000" cy="900000"/>
-            <wp:effectExtent l="0" t="0" r="0" b="0"/>
-            <wp:docPr id="321870436" name="Obraz 321870436"/>
+          <wp:inline distT="0" distB="0" distL="0" distR="0" wp14:anchorId="6B65C177" wp14:editId="39BBD091">
+            <wp:extent cx="5668166" cy="4639322"/>
+            <wp:effectExtent l="0" t="0" r="8890" b="8890"/>
+            <wp:docPr id="601318531" name="Picture 1"/>
             <wp:cNvGraphicFramePr>
-              <a:graphicFrameLocks xmlns:a="http://schemas.openxmlformats.org/drawingml/2006/main"/>
+              <a:graphicFrameLocks xmlns:a="http://schemas.openxmlformats.org/drawingml/2006/main" noChangeAspect="1"/>
             </wp:cNvGraphicFramePr>
             <a:graphic xmlns:a="http://schemas.openxmlformats.org/drawingml/2006/main">
               <a:graphicData uri="http://schemas.openxmlformats.org/drawingml/2006/picture">
                 <pic:pic xmlns:pic="http://schemas.openxmlformats.org/drawingml/2006/picture">
                   <pic:nvPicPr>
-                    <pic:cNvPr id="0" name="Picture 1"/>
-                    <pic:cNvPicPr>
-                      <a:picLocks noChangeAspect="1" noChangeArrowheads="1"/>
-                    </pic:cNvPicPr>
+                    <pic:cNvPr id="601318531" name=""/>
+                    <pic:cNvPicPr/>
                   </pic:nvPicPr>
                   <pic:blipFill>
-                    <a:blip r:embed="rId8">
-                      <a:extLst>
-                        <a:ext uri="{28A0092B-C50C-407E-A947-70E740481C1C}">
-                          <a14:useLocalDpi xmlns:a14="http://schemas.microsoft.com/office/drawing/2010/main" val="0"/>
-                        </a:ext>
-                      </a:extLst>
-                    </a:blip>
-                    <a:srcRect/>
+                    <a:blip r:embed="rId28"/>
                     <a:stretch>
                       <a:fillRect/>
                     </a:stretch>
                   </pic:blipFill>
-                  <pic:spPr bwMode="auto">
+                  <pic:spPr>
                     <a:xfrm>
                       <a:off x="0" y="0"/>
-                      <a:ext cx="900000" cy="900000"/>
+                      <a:ext cx="5668166" cy="4639322"/>
                     </a:xfrm>
                     <a:prstGeom prst="rect">
                       <a:avLst/>
                     </a:prstGeom>
-                    <a:noFill/>
-                    <a:ln>
-                      <a:noFill/>
-                    </a:ln>
                   </pic:spPr>
                 </pic:pic>
               </a:graphicData>
@@ -4223,10 +3960,53 @@
           </wp:inline>
         </w:drawing>
       </w:r>
+      <w:r>
+        <w:rPr>
+          <w:noProof/>
+        </w:rPr>
+        <w:t xml:space="preserve"> </w:t>
+      </w:r>
+      <w:r>
+        <w:drawing>
+          <wp:inline distT="0" distB="0" distL="0" distR="0" wp14:anchorId="5FFD1D95" wp14:editId="0C64C8E1">
+            <wp:extent cx="5430008" cy="3572374"/>
+            <wp:effectExtent l="0" t="0" r="0" b="9525"/>
+            <wp:docPr id="2010996536" name="Picture 1"/>
+            <wp:cNvGraphicFramePr>
+              <a:graphicFrameLocks xmlns:a="http://schemas.openxmlformats.org/drawingml/2006/main" noChangeAspect="1"/>
+            </wp:cNvGraphicFramePr>
+            <a:graphic xmlns:a="http://schemas.openxmlformats.org/drawingml/2006/main">
+              <a:graphicData uri="http://schemas.openxmlformats.org/drawingml/2006/picture">
+                <pic:pic xmlns:pic="http://schemas.openxmlformats.org/drawingml/2006/picture">
+                  <pic:nvPicPr>
+                    <pic:cNvPr id="2010996536" name=""/>
+                    <pic:cNvPicPr/>
+                  </pic:nvPicPr>
+                  <pic:blipFill>
+                    <a:blip r:embed="rId29"/>
+                    <a:stretch>
+                      <a:fillRect/>
+                    </a:stretch>
+                  </pic:blipFill>
+                  <pic:spPr>
+                    <a:xfrm>
+                      <a:off x="0" y="0"/>
+                      <a:ext cx="5430008" cy="3572374"/>
+                    </a:xfrm>
+                    <a:prstGeom prst="rect">
+                      <a:avLst/>
+                    </a:prstGeom>
+                  </pic:spPr>
+                </pic:pic>
+              </a:graphicData>
+            </a:graphic>
+          </wp:inline>
+        </w:drawing>
+      </w:r>
     </w:p>
     <w:tbl>
       <w:tblPr>
-        <w:tblStyle w:val="Tabela-Siatka"/>
+        <w:tblStyle w:val="TableGrid"/>
         <w:tblW w:w="5000" w:type="pct"/>
         <w:tblLook w:val="04A0" w:firstRow="1" w:lastRow="0" w:firstColumn="1" w:lastColumn="0" w:noHBand="0" w:noVBand="1"/>
       </w:tblPr>
@@ -4287,7 +4067,7 @@
     </w:tbl>
     <w:p>
       <w:pPr>
-        <w:pStyle w:val="Nagwek1"/>
+        <w:pStyle w:val="Heading1"/>
         <w:rPr>
           <w:lang w:val="pl-PL"/>
         </w:rPr>
@@ -4298,6 +4078,7 @@
         <w:rPr>
           <w:lang w:val="pl-PL"/>
         </w:rPr>
+        <w:lastRenderedPageBreak/>
         <w:t>Commit projektu do GIT</w:t>
       </w:r>
       <w:bookmarkEnd w:id="10"/>
@@ -4383,21 +4164,12 @@
         <w:pStyle w:val="Zadanie"/>
       </w:pPr>
       <w:r>
-        <w:t xml:space="preserve">…link, np. </w:t>
-      </w:r>
-      <w:r>
-        <w:t>https://github.com/</w:t>
-      </w:r>
-      <w:r>
-        <w:t xml:space="preserve">.../... </w:t>
-      </w:r>
-      <w:r>
-        <w:t>…</w:t>
-      </w:r>
-    </w:p>
-    <w:p>
-      <w:pPr>
-        <w:pStyle w:val="Nagwek1"/>
+        <w:t>https://github.com/AG1F57T/ag1f57t.github.io/tree/main/LAB_J</w:t>
+      </w:r>
+    </w:p>
+    <w:p>
+      <w:pPr>
+        <w:pStyle w:val="Heading1"/>
         <w:rPr>
           <w:lang w:val="pl-PL"/>
         </w:rPr>
@@ -4495,9 +4267,9 @@
       </w:r>
     </w:p>
     <w:sectPr>
-      <w:headerReference w:type="default" r:id="rId10"/>
-      <w:footerReference w:type="default" r:id="rId11"/>
-      <w:footerReference w:type="first" r:id="rId12"/>
+      <w:headerReference w:type="default" r:id="rId30"/>
+      <w:footerReference w:type="default" r:id="rId31"/>
+      <w:footerReference w:type="first" r:id="rId32"/>
       <w:pgSz w:w="11906" w:h="16838"/>
       <w:pgMar w:top="720" w:right="720" w:bottom="720" w:left="720" w:header="708" w:footer="708" w:gutter="0"/>
       <w:cols w:space="708"/>
@@ -4543,7 +4315,6 @@
         <w:docPartUnique/>
       </w:docPartObj>
     </w:sdtPr>
-    <w:sdtEndPr/>
     <w:sdtContent>
       <w:sdt>
         <w:sdtPr>
@@ -4553,11 +4324,10 @@
             <w:docPartUnique/>
           </w:docPartObj>
         </w:sdtPr>
-        <w:sdtEndPr/>
         <w:sdtContent>
           <w:p>
             <w:pPr>
-              <w:pStyle w:val="Stopka"/>
+              <w:pStyle w:val="Footer"/>
               <w:jc w:val="right"/>
             </w:pPr>
             <w:r>
@@ -4663,7 +4433,7 @@
   </w:sdt>
   <w:p>
     <w:pPr>
-      <w:pStyle w:val="Stopka"/>
+      <w:pStyle w:val="Footer"/>
     </w:pPr>
   </w:p>
 </w:ftr>
@@ -4679,7 +4449,6 @@
         <w:docPartUnique/>
       </w:docPartObj>
     </w:sdtPr>
-    <w:sdtEndPr/>
     <w:sdtContent>
       <w:sdt>
         <w:sdtPr>
@@ -4689,11 +4458,10 @@
             <w:docPartUnique/>
           </w:docPartObj>
         </w:sdtPr>
-        <w:sdtEndPr/>
         <w:sdtContent>
           <w:p>
             <w:pPr>
-              <w:pStyle w:val="Stopka"/>
+              <w:pStyle w:val="Footer"/>
               <w:jc w:val="right"/>
             </w:pPr>
             <w:r>
@@ -4799,7 +4567,7 @@
   </w:sdt>
   <w:p>
     <w:pPr>
-      <w:pStyle w:val="Stopka"/>
+      <w:pStyle w:val="Footer"/>
     </w:pPr>
   </w:p>
 </w:ftr>
@@ -4834,7 +4602,7 @@
 <w:hdr xmlns:wpc="http://schemas.microsoft.com/office/word/2010/wordprocessingCanvas" xmlns:cx="http://schemas.microsoft.com/office/drawing/2014/chartex" xmlns:cx1="http://schemas.microsoft.com/office/drawing/2015/9/8/chartex" xmlns:cx2="http://schemas.microsoft.com/office/drawing/2015/10/21/chartex" xmlns:cx3="http://schemas.microsoft.com/office/drawing/2016/5/9/chartex" xmlns:cx4="http://schemas.microsoft.com/office/drawing/2016/5/10/chartex" xmlns:cx5="http://schemas.microsoft.com/office/drawing/2016/5/11/chartex" xmlns:cx6="http://schemas.microsoft.com/office/drawing/2016/5/12/chartex" xmlns:cx7="http://schemas.microsoft.com/office/drawing/2016/5/13/chartex" xmlns:cx8="http://schemas.microsoft.com/office/drawing/2016/5/14/chartex" xmlns:mc="http://schemas.openxmlformats.org/markup-compatibility/2006" xmlns:aink="http://schemas.microsoft.com/office/drawing/2016/ink" xmlns:am3d="http://schemas.microsoft.com/office/drawing/2017/model3d" xmlns:o="urn:schemas-microsoft-com:office:office" xmlns:oel="http://schemas.microsoft.com/office/2019/extlst" xmlns:r="http://schemas.openxmlformats.org/officeDocument/2006/relationships" xmlns:m="http://schemas.openxmlformats.org/officeDocument/2006/math" xmlns:v="urn:schemas-microsoft-com:vml" xmlns:wp14="http://schemas.microsoft.com/office/word/2010/wordprocessingDrawing" xmlns:wp="http://schemas.openxmlformats.org/drawingml/2006/wordprocessingDrawing" xmlns:w10="urn:schemas-microsoft-com:office:word" xmlns:w="http://schemas.openxmlformats.org/wordprocessingml/2006/main" xmlns:w14="http://schemas.microsoft.com/office/word/2010/wordml" xmlns:w15="http://schemas.microsoft.com/office/word/2012/wordml" xmlns:w16cex="http://schemas.microsoft.com/office/word/2018/wordml/cex" xmlns:w16cid="http://schemas.microsoft.com/office/word/2016/wordml/cid" xmlns:w16="http://schemas.microsoft.com/office/word/2018/wordml" xmlns:w16du="http://schemas.microsoft.com/office/word/2023/wordml/word16du" xmlns:w16sdtdh="http://schemas.microsoft.com/office/word/2020/wordml/sdtdatahash" xmlns:w16sdtfl="http://schemas.microsoft.com/office/word/2024/wordml/sdtformatlock" xmlns:w16se="http://schemas.microsoft.com/office/word/2015/wordml/symex" xmlns:wpg="http://schemas.microsoft.com/office/word/2010/wordprocessingGroup" xmlns:wpi="http://schemas.microsoft.com/office/word/2010/wordprocessingInk" xmlns:wne="http://schemas.microsoft.com/office/word/2006/wordml" xmlns:wps="http://schemas.microsoft.com/office/word/2010/wordprocessingShape" mc:Ignorable="w14 w15 w16se w16cid w16 w16cex w16sdtdh w16sdtfl w16du wp14">
   <w:p>
     <w:pPr>
-      <w:pStyle w:val="Nagwek"/>
+      <w:pStyle w:val="Header"/>
       <w:rPr>
         <w:lang w:val="pl-PL"/>
       </w:rPr>
@@ -4906,52 +4674,10 @@
       <w:t xml:space="preserve"> </w:t>
     </w:r>
     <w:r>
-      <w:fldChar w:fldCharType="begin"/>
-    </w:r>
-    <w:r>
       <w:rPr>
         <w:lang w:val="pl-PL"/>
       </w:rPr>
-      <w:instrText xml:space="preserve"> DOCPROPERTY  Nazwisko  \* MERGEFORMAT </w:instrText>
-    </w:r>
-    <w:r>
-      <w:fldChar w:fldCharType="separate"/>
-    </w:r>
-    <w:r>
-      <w:rPr>
-        <w:lang w:val="pl-PL"/>
-      </w:rPr>
-      <w:t>Nazwisko</w:t>
-    </w:r>
-    <w:r>
-      <w:fldChar w:fldCharType="end"/>
-    </w:r>
-    <w:r>
-      <w:rPr>
-        <w:lang w:val="pl-PL"/>
-      </w:rPr>
-      <w:t xml:space="preserve"> </w:t>
-    </w:r>
-    <w:r>
-      <w:fldChar w:fldCharType="begin"/>
-    </w:r>
-    <w:r>
-      <w:rPr>
-        <w:lang w:val="pl-PL"/>
-      </w:rPr>
-      <w:instrText xml:space="preserve"> DOCPROPERTY  Imie  \* MERGEFORMAT </w:instrText>
-    </w:r>
-    <w:r>
-      <w:fldChar w:fldCharType="separate"/>
-    </w:r>
-    <w:r>
-      <w:rPr>
-        <w:lang w:val="pl-PL"/>
-      </w:rPr>
-      <w:t>Imię</w:t>
-    </w:r>
-    <w:r>
-      <w:fldChar w:fldCharType="end"/>
+      <w:t>Kucharczyk Wojciech</w:t>
     </w:r>
     <w:r>
       <w:rPr>
@@ -7604,16 +7330,16 @@
     <w:lsdException w:name="Unresolved Mention" w:semiHidden="1" w:unhideWhenUsed="1"/>
     <w:lsdException w:name="Smart Link" w:semiHidden="1" w:unhideWhenUsed="1"/>
   </w:latentStyles>
-  <w:style w:type="paragraph" w:default="1" w:styleId="Normalny">
+  <w:style w:type="paragraph" w:default="1" w:styleId="Normal">
     <w:name w:val="Normal"/>
     <w:qFormat/>
     <w:rsid w:val="000A25D8"/>
   </w:style>
-  <w:style w:type="paragraph" w:styleId="Nagwek1">
+  <w:style w:type="paragraph" w:styleId="Heading1">
     <w:name w:val="heading 1"/>
-    <w:basedOn w:val="Normalny"/>
-    <w:next w:val="Normalny"/>
-    <w:link w:val="Nagwek1Znak"/>
+    <w:basedOn w:val="Normal"/>
+    <w:next w:val="Normal"/>
+    <w:link w:val="Heading1Char"/>
     <w:uiPriority w:val="9"/>
     <w:qFormat/>
     <w:rsid w:val="003B2421"/>
@@ -7631,13 +7357,13 @@
       <w:szCs w:val="32"/>
     </w:rPr>
   </w:style>
-  <w:style w:type="character" w:default="1" w:styleId="Domylnaczcionkaakapitu">
+  <w:style w:type="character" w:default="1" w:styleId="DefaultParagraphFont">
     <w:name w:val="Default Paragraph Font"/>
     <w:uiPriority w:val="1"/>
     <w:semiHidden/>
     <w:unhideWhenUsed/>
   </w:style>
-  <w:style w:type="table" w:default="1" w:styleId="Standardowy">
+  <w:style w:type="table" w:default="1" w:styleId="TableNormal">
     <w:name w:val="Normal Table"/>
     <w:uiPriority w:val="99"/>
     <w:semiHidden/>
@@ -7652,15 +7378,15 @@
       </w:tblCellMar>
     </w:tblPr>
   </w:style>
-  <w:style w:type="numbering" w:default="1" w:styleId="Bezlisty">
+  <w:style w:type="numbering" w:default="1" w:styleId="NoList">
     <w:name w:val="No List"/>
     <w:uiPriority w:val="99"/>
     <w:semiHidden/>
     <w:unhideWhenUsed/>
   </w:style>
-  <w:style w:type="table" w:styleId="Tabela-Siatka">
+  <w:style w:type="table" w:styleId="TableGrid">
     <w:name w:val="Table Grid"/>
-    <w:basedOn w:val="Standardowy"/>
+    <w:basedOn w:val="TableNormal"/>
     <w:uiPriority w:val="39"/>
     <w:rsid w:val="0026064A"/>
     <w:pPr>
@@ -7677,10 +7403,10 @@
       </w:tblBorders>
     </w:tblPr>
   </w:style>
-  <w:style w:type="paragraph" w:styleId="Nagwek">
+  <w:style w:type="paragraph" w:styleId="Header">
     <w:name w:val="header"/>
-    <w:basedOn w:val="Normalny"/>
-    <w:link w:val="NagwekZnak"/>
+    <w:basedOn w:val="Normal"/>
+    <w:link w:val="HeaderChar"/>
     <w:uiPriority w:val="99"/>
     <w:unhideWhenUsed/>
     <w:rsid w:val="00CA53ED"/>
@@ -7692,17 +7418,17 @@
       <w:spacing w:after="0" w:line="240" w:lineRule="auto"/>
     </w:pPr>
   </w:style>
-  <w:style w:type="character" w:customStyle="1" w:styleId="NagwekZnak">
-    <w:name w:val="Nagłówek Znak"/>
-    <w:basedOn w:val="Domylnaczcionkaakapitu"/>
-    <w:link w:val="Nagwek"/>
+  <w:style w:type="character" w:customStyle="1" w:styleId="HeaderChar">
+    <w:name w:val="Header Char"/>
+    <w:basedOn w:val="DefaultParagraphFont"/>
+    <w:link w:val="Header"/>
     <w:uiPriority w:val="99"/>
     <w:rsid w:val="00CA53ED"/>
   </w:style>
-  <w:style w:type="paragraph" w:styleId="Stopka">
+  <w:style w:type="paragraph" w:styleId="Footer">
     <w:name w:val="footer"/>
-    <w:basedOn w:val="Normalny"/>
-    <w:link w:val="StopkaZnak"/>
+    <w:basedOn w:val="Normal"/>
+    <w:link w:val="FooterChar"/>
     <w:uiPriority w:val="99"/>
     <w:unhideWhenUsed/>
     <w:rsid w:val="00CA53ED"/>
@@ -7714,17 +7440,17 @@
       <w:spacing w:after="0" w:line="240" w:lineRule="auto"/>
     </w:pPr>
   </w:style>
-  <w:style w:type="character" w:customStyle="1" w:styleId="StopkaZnak">
-    <w:name w:val="Stopka Znak"/>
-    <w:basedOn w:val="Domylnaczcionkaakapitu"/>
-    <w:link w:val="Stopka"/>
+  <w:style w:type="character" w:customStyle="1" w:styleId="FooterChar">
+    <w:name w:val="Footer Char"/>
+    <w:basedOn w:val="DefaultParagraphFont"/>
+    <w:link w:val="Footer"/>
     <w:uiPriority w:val="99"/>
     <w:rsid w:val="00CA53ED"/>
   </w:style>
-  <w:style w:type="character" w:customStyle="1" w:styleId="Nagwek1Znak">
-    <w:name w:val="Nagłówek 1 Znak"/>
-    <w:basedOn w:val="Domylnaczcionkaakapitu"/>
-    <w:link w:val="Nagwek1"/>
+  <w:style w:type="character" w:customStyle="1" w:styleId="Heading1Char">
+    <w:name w:val="Heading 1 Char"/>
+    <w:basedOn w:val="DefaultParagraphFont"/>
+    <w:link w:val="Heading1"/>
     <w:uiPriority w:val="9"/>
     <w:rsid w:val="003B2421"/>
     <w:rPr>
@@ -7735,10 +7461,10 @@
       <w:szCs w:val="32"/>
     </w:rPr>
   </w:style>
-  <w:style w:type="paragraph" w:styleId="Spistreci1">
+  <w:style w:type="paragraph" w:styleId="TOC1">
     <w:name w:val="toc 1"/>
-    <w:basedOn w:val="Normalny"/>
-    <w:next w:val="Normalny"/>
+    <w:basedOn w:val="Normal"/>
+    <w:next w:val="Normal"/>
     <w:autoRedefine/>
     <w:uiPriority w:val="39"/>
     <w:unhideWhenUsed/>
@@ -7747,9 +7473,9 @@
       <w:spacing w:after="100"/>
     </w:pPr>
   </w:style>
-  <w:style w:type="character" w:styleId="Hipercze">
+  <w:style w:type="character" w:styleId="Hyperlink">
     <w:name w:val="Hyperlink"/>
-    <w:basedOn w:val="Domylnaczcionkaakapitu"/>
+    <w:basedOn w:val="DefaultParagraphFont"/>
     <w:uiPriority w:val="99"/>
     <w:unhideWhenUsed/>
     <w:rsid w:val="0082436E"/>
@@ -7758,11 +7484,11 @@
       <w:u w:val="single"/>
     </w:rPr>
   </w:style>
-  <w:style w:type="paragraph" w:styleId="Tytu">
+  <w:style w:type="paragraph" w:styleId="Title">
     <w:name w:val="Title"/>
-    <w:basedOn w:val="Normalny"/>
-    <w:next w:val="Normalny"/>
-    <w:link w:val="TytuZnak"/>
+    <w:basedOn w:val="Normal"/>
+    <w:next w:val="Normal"/>
+    <w:link w:val="TitleChar"/>
     <w:uiPriority w:val="10"/>
     <w:qFormat/>
     <w:rsid w:val="003B2421"/>
@@ -7785,10 +7511,10 @@
       <w:szCs w:val="56"/>
     </w:rPr>
   </w:style>
-  <w:style w:type="character" w:customStyle="1" w:styleId="TytuZnak">
-    <w:name w:val="Tytuł Znak"/>
-    <w:basedOn w:val="Domylnaczcionkaakapitu"/>
-    <w:link w:val="Tytu"/>
+  <w:style w:type="character" w:customStyle="1" w:styleId="TitleChar">
+    <w:name w:val="Title Char"/>
+    <w:basedOn w:val="DefaultParagraphFont"/>
+    <w:link w:val="Title"/>
     <w:uiPriority w:val="10"/>
     <w:rsid w:val="003B2421"/>
     <w:rPr>
@@ -7801,9 +7527,9 @@
       <w:szCs w:val="56"/>
     </w:rPr>
   </w:style>
-  <w:style w:type="paragraph" w:styleId="Akapitzlist">
+  <w:style w:type="paragraph" w:styleId="ListParagraph">
     <w:name w:val="List Paragraph"/>
-    <w:basedOn w:val="Normalny"/>
+    <w:basedOn w:val="Normal"/>
     <w:uiPriority w:val="34"/>
     <w:qFormat/>
     <w:rsid w:val="00ED2828"/>
@@ -7812,9 +7538,9 @@
       <w:contextualSpacing/>
     </w:pPr>
   </w:style>
-  <w:style w:type="character" w:styleId="Nierozpoznanawzmianka">
+  <w:style w:type="character" w:styleId="UnresolvedMention">
     <w:name w:val="Unresolved Mention"/>
-    <w:basedOn w:val="Domylnaczcionkaakapitu"/>
+    <w:basedOn w:val="DefaultParagraphFont"/>
     <w:uiPriority w:val="99"/>
     <w:semiHidden/>
     <w:unhideWhenUsed/>
@@ -7824,9 +7550,9 @@
       <w:shd w:val="clear" w:color="auto" w:fill="E1DFDD"/>
     </w:rPr>
   </w:style>
-  <w:style w:type="character" w:styleId="UyteHipercze">
+  <w:style w:type="character" w:styleId="FollowedHyperlink">
     <w:name w:val="FollowedHyperlink"/>
-    <w:basedOn w:val="Domylnaczcionkaakapitu"/>
+    <w:basedOn w:val="DefaultParagraphFont"/>
     <w:uiPriority w:val="99"/>
     <w:semiHidden/>
     <w:unhideWhenUsed/>
@@ -7838,7 +7564,7 @@
   </w:style>
   <w:style w:type="character" w:customStyle="1" w:styleId="inline-code">
     <w:name w:val="inline-code"/>
-    <w:basedOn w:val="Domylnaczcionkaakapitu"/>
+    <w:basedOn w:val="DefaultParagraphFont"/>
     <w:uiPriority w:val="1"/>
     <w:qFormat/>
     <w:rsid w:val="004D5644"/>
@@ -7851,8 +7577,8 @@
   </w:style>
   <w:style w:type="paragraph" w:customStyle="1" w:styleId="block-code">
     <w:name w:val="block-code"/>
-    <w:basedOn w:val="Normalny"/>
-    <w:next w:val="Normalny"/>
+    <w:basedOn w:val="Normal"/>
+    <w:next w:val="Normal"/>
     <w:qFormat/>
     <w:rsid w:val="00833B46"/>
     <w:pPr>
@@ -7872,7 +7598,7 @@
   </w:style>
   <w:style w:type="paragraph" w:customStyle="1" w:styleId="Zadanie">
     <w:name w:val="Zadanie"/>
-    <w:basedOn w:val="Normalny"/>
+    <w:basedOn w:val="Normal"/>
     <w:qFormat/>
     <w:rsid w:val="00A65DF8"/>
     <w:pPr>
@@ -7890,8 +7616,8 @@
   </w:style>
   <w:style w:type="paragraph" w:customStyle="1" w:styleId="PunktyTabela">
     <w:name w:val="PunktyTabela"/>
-    <w:basedOn w:val="Normalny"/>
-    <w:next w:val="Normalny"/>
+    <w:basedOn w:val="Normal"/>
+    <w:next w:val="Normal"/>
     <w:qFormat/>
     <w:rsid w:val="00A65DF8"/>
     <w:pPr>
@@ -7903,8 +7629,8 @@
   </w:style>
   <w:style w:type="paragraph" w:customStyle="1" w:styleId="Info">
     <w:name w:val="Info"/>
-    <w:basedOn w:val="Normalny"/>
-    <w:next w:val="Normalny"/>
+    <w:basedOn w:val="Normal"/>
+    <w:next w:val="Normal"/>
     <w:qFormat/>
     <w:rsid w:val="00C50C7A"/>
     <w:pPr>
@@ -8368,20 +8094,20 @@
 </file>
 
 <file path=customXml/item3.xml><?xml version="1.0" encoding="utf-8"?>
+<p:properties xmlns:p="http://schemas.microsoft.com/office/2006/metadata/properties" xmlns:xsi="http://www.w3.org/2001/XMLSchema-instance" xmlns:pc="http://schemas.microsoft.com/office/infopath/2007/PartnerControls">
+  <documentManagement>
+    <ReferenceId xmlns="d273110a-81db-443e-af4c-1cd78072fe43" xsi:nil="true"/>
+  </documentManagement>
+</p:properties>
+</file>
+
+<file path=customXml/item4.xml><?xml version="1.0" encoding="utf-8"?>
 <?mso-contentType ?>
 <FormTemplates xmlns="http://schemas.microsoft.com/sharepoint/v3/contenttype/forms">
   <Display>DocumentLibraryForm</Display>
   <Edit>DocumentLibraryForm</Edit>
   <New>DocumentLibraryForm</New>
 </FormTemplates>
-</file>
-
-<file path=customXml/item4.xml><?xml version="1.0" encoding="utf-8"?>
-<p:properties xmlns:p="http://schemas.microsoft.com/office/2006/metadata/properties" xmlns:xsi="http://www.w3.org/2001/XMLSchema-instance" xmlns:pc="http://schemas.microsoft.com/office/infopath/2007/PartnerControls">
-  <documentManagement>
-    <ReferenceId xmlns="d273110a-81db-443e-af4c-1cd78072fe43" xsi:nil="true"/>
-  </documentManagement>
-</p:properties>
 </file>
 
 <file path=customXml/itemProps1.xml><?xml version="1.0" encoding="utf-8"?>
@@ -8393,13 +8119,37 @@
 </file>
 
 <file path=customXml/itemProps2.xml><?xml version="1.0" encoding="utf-8"?>
-<ds:datastoreItem xmlns:ds="http://schemas.openxmlformats.org/officeDocument/2006/customXml" ds:itemID="{3E62A5C7-1DFD-4EBC-833A-96E54DC2E3AA}"/>
+<ds:datastoreItem xmlns:ds="http://schemas.openxmlformats.org/officeDocument/2006/customXml" ds:itemID="{3E62A5C7-1DFD-4EBC-833A-96E54DC2E3AA}">
+  <ds:schemaRefs>
+    <ds:schemaRef ds:uri="http://schemas.microsoft.com/office/2006/metadata/contentType"/>
+    <ds:schemaRef ds:uri="http://schemas.microsoft.com/office/2006/metadata/properties/metaAttributes"/>
+    <ds:schemaRef ds:uri="http://www.w3.org/2001/XMLSchema"/>
+    <ds:schemaRef ds:uri="http://schemas.microsoft.com/office/2006/metadata/properties"/>
+    <ds:schemaRef ds:uri="d273110a-81db-443e-af4c-1cd78072fe43"/>
+    <ds:schemaRef ds:uri="http://schemas.microsoft.com/office/2006/documentManagement/types"/>
+    <ds:schemaRef ds:uri="http://schemas.microsoft.com/office/infopath/2007/PartnerControls"/>
+    <ds:schemaRef ds:uri="http://schemas.openxmlformats.org/package/2006/metadata/core-properties"/>
+    <ds:schemaRef ds:uri="http://purl.org/dc/elements/1.1/"/>
+    <ds:schemaRef ds:uri="http://purl.org/dc/terms/"/>
+    <ds:schemaRef ds:uri="http://schemas.microsoft.com/internal/obd"/>
+  </ds:schemaRefs>
+</ds:datastoreItem>
 </file>
 
 <file path=customXml/itemProps3.xml><?xml version="1.0" encoding="utf-8"?>
-<ds:datastoreItem xmlns:ds="http://schemas.openxmlformats.org/officeDocument/2006/customXml" ds:itemID="{A910FAB3-7D6E-4669-A6C9-00761CC02E8D}"/>
+<ds:datastoreItem xmlns:ds="http://schemas.openxmlformats.org/officeDocument/2006/customXml" ds:itemID="{9E7D37F1-0C8D-459B-B481-1F3464E4875D}">
+  <ds:schemaRefs>
+    <ds:schemaRef ds:uri="http://schemas.microsoft.com/office/2006/metadata/properties"/>
+    <ds:schemaRef ds:uri="http://schemas.microsoft.com/office/infopath/2007/PartnerControls"/>
+    <ds:schemaRef ds:uri="d273110a-81db-443e-af4c-1cd78072fe43"/>
+  </ds:schemaRefs>
+</ds:datastoreItem>
 </file>
 
 <file path=customXml/itemProps4.xml><?xml version="1.0" encoding="utf-8"?>
-<ds:datastoreItem xmlns:ds="http://schemas.openxmlformats.org/officeDocument/2006/customXml" ds:itemID="{9E7D37F1-0C8D-459B-B481-1F3464E4875D}"/>
+<ds:datastoreItem xmlns:ds="http://schemas.openxmlformats.org/officeDocument/2006/customXml" ds:itemID="{A910FAB3-7D6E-4669-A6C9-00761CC02E8D}">
+  <ds:schemaRefs>
+    <ds:schemaRef ds:uri="http://schemas.microsoft.com/sharepoint/v3/contenttype/forms"/>
+  </ds:schemaRefs>
+</ds:datastoreItem>
 </file>